--- a/templates/plananual/RELIGIÓN 1° A 5°/RELIGIÓN 2° - PROGRAMACIÓN CURRICULAR ANUAL .docx
+++ b/templates/plananual/RELIGIÓN 1° A 5°/RELIGIÓN 2° - PROGRAMACIÓN CURRICULAR ANUAL .docx
@@ -8856,6 +8856,7 @@
                 <w:szCs w:val="20"/>
               </w:rPr>
             </w:pPr>
+            <w:bookmarkStart w:id="1" w:name="_Hlk227075175"/>
             <w:r>
               <w:rPr>
                 <w:rFonts w:ascii="Arial Nova Cond" w:hAnsi="Arial Nova Cond" w:cs="Times New Roman"/>
@@ -9132,7 +9133,6 @@
           <w:tcPr>
             <w:tcW w:w="875" w:type="dxa"/>
             <w:vMerge w:val="restart"/>
-            <w:shd w:val="clear" w:color="auto" w:fill="auto"/>
             <w:vAlign w:val="center"/>
           </w:tcPr>
           <w:p>
@@ -9243,7 +9243,6 @@
         <w:tc>
           <w:tcPr>
             <w:tcW w:w="6169" w:type="dxa"/>
-            <w:shd w:val="clear" w:color="auto" w:fill="auto"/>
             <w:vAlign w:val="center"/>
           </w:tcPr>
           <w:p>
@@ -9278,7 +9277,6 @@
         <w:tc>
           <w:tcPr>
             <w:tcW w:w="2015" w:type="dxa"/>
-            <w:shd w:val="clear" w:color="auto" w:fill="auto"/>
             <w:vAlign w:val="center"/>
           </w:tcPr>
           <w:p>
@@ -9317,7 +9315,7 @@
               <w:autoSpaceDE w:val="0"/>
               <w:autoSpaceDN w:val="0"/>
               <w:adjustRightInd w:val="0"/>
-              <w:jc w:val="center"/>
+              <w:jc w:val="both"/>
               <w:rPr>
                 <w:rFonts w:ascii="Arial Nova Cond" w:hAnsi="Arial Nova Cond" w:cs="Arial"/>
                 <w:color w:val="000000"/>
@@ -9341,7 +9339,6 @@
         <w:tc>
           <w:tcPr>
             <w:tcW w:w="1337" w:type="dxa"/>
-            <w:shd w:val="clear" w:color="auto" w:fill="auto"/>
             <w:vAlign w:val="center"/>
           </w:tcPr>
           <w:p>
@@ -9380,7 +9377,6 @@
           <w:tcPr>
             <w:tcW w:w="875" w:type="dxa"/>
             <w:vMerge/>
-            <w:shd w:val="clear" w:color="auto" w:fill="auto"/>
             <w:vAlign w:val="center"/>
           </w:tcPr>
           <w:p>
@@ -9472,7 +9468,6 @@
         <w:tc>
           <w:tcPr>
             <w:tcW w:w="6169" w:type="dxa"/>
-            <w:shd w:val="clear" w:color="auto" w:fill="auto"/>
             <w:vAlign w:val="center"/>
           </w:tcPr>
           <w:p>
@@ -9507,7 +9502,6 @@
         <w:tc>
           <w:tcPr>
             <w:tcW w:w="2015" w:type="dxa"/>
-            <w:shd w:val="clear" w:color="auto" w:fill="auto"/>
             <w:vAlign w:val="center"/>
           </w:tcPr>
           <w:p>
@@ -9546,7 +9540,7 @@
               <w:autoSpaceDE w:val="0"/>
               <w:autoSpaceDN w:val="0"/>
               <w:adjustRightInd w:val="0"/>
-              <w:jc w:val="center"/>
+              <w:jc w:val="both"/>
               <w:rPr>
                 <w:rFonts w:ascii="Arial Nova Cond" w:hAnsi="Arial Nova Cond" w:cs="Arial"/>
                 <w:color w:val="000000"/>
@@ -9570,7 +9564,6 @@
         <w:tc>
           <w:tcPr>
             <w:tcW w:w="1337" w:type="dxa"/>
-            <w:shd w:val="clear" w:color="auto" w:fill="auto"/>
             <w:vAlign w:val="center"/>
           </w:tcPr>
           <w:p>
@@ -9609,7 +9602,6 @@
           <w:tcPr>
             <w:tcW w:w="875" w:type="dxa"/>
             <w:vMerge/>
-            <w:shd w:val="clear" w:color="auto" w:fill="auto"/>
             <w:vAlign w:val="center"/>
           </w:tcPr>
           <w:p>
@@ -9701,7 +9693,6 @@
         <w:tc>
           <w:tcPr>
             <w:tcW w:w="6169" w:type="dxa"/>
-            <w:shd w:val="clear" w:color="auto" w:fill="auto"/>
             <w:vAlign w:val="center"/>
           </w:tcPr>
           <w:p>
@@ -9736,7 +9727,6 @@
         <w:tc>
           <w:tcPr>
             <w:tcW w:w="2015" w:type="dxa"/>
-            <w:shd w:val="clear" w:color="auto" w:fill="auto"/>
             <w:vAlign w:val="center"/>
           </w:tcPr>
           <w:p>
@@ -9775,7 +9765,7 @@
               <w:autoSpaceDE w:val="0"/>
               <w:autoSpaceDN w:val="0"/>
               <w:adjustRightInd w:val="0"/>
-              <w:jc w:val="center"/>
+              <w:jc w:val="both"/>
               <w:rPr>
                 <w:rFonts w:ascii="Arial Nova Cond" w:hAnsi="Arial Nova Cond" w:cs="Arial"/>
                 <w:color w:val="000000"/>
@@ -9799,7 +9789,6 @@
         <w:tc>
           <w:tcPr>
             <w:tcW w:w="1337" w:type="dxa"/>
-            <w:shd w:val="clear" w:color="auto" w:fill="auto"/>
             <w:vAlign w:val="center"/>
           </w:tcPr>
           <w:p>
@@ -9838,7 +9827,6 @@
           <w:tcPr>
             <w:tcW w:w="875" w:type="dxa"/>
             <w:vMerge w:val="restart"/>
-            <w:shd w:val="clear" w:color="auto" w:fill="auto"/>
             <w:vAlign w:val="center"/>
           </w:tcPr>
           <w:p>
@@ -9941,7 +9929,6 @@
         <w:tc>
           <w:tcPr>
             <w:tcW w:w="6169" w:type="dxa"/>
-            <w:shd w:val="clear" w:color="auto" w:fill="auto"/>
             <w:vAlign w:val="center"/>
           </w:tcPr>
           <w:p>
@@ -9977,7 +9964,6 @@
         <w:tc>
           <w:tcPr>
             <w:tcW w:w="2015" w:type="dxa"/>
-            <w:shd w:val="clear" w:color="auto" w:fill="auto"/>
             <w:vAlign w:val="center"/>
           </w:tcPr>
           <w:p>
@@ -10016,7 +10002,7 @@
               <w:autoSpaceDE w:val="0"/>
               <w:autoSpaceDN w:val="0"/>
               <w:adjustRightInd w:val="0"/>
-              <w:jc w:val="center"/>
+              <w:jc w:val="both"/>
               <w:rPr>
                 <w:rFonts w:ascii="Arial Nova Cond" w:hAnsi="Arial Nova Cond" w:cs="Arial"/>
                 <w:color w:val="000000"/>
@@ -10040,7 +10026,6 @@
         <w:tc>
           <w:tcPr>
             <w:tcW w:w="1337" w:type="dxa"/>
-            <w:shd w:val="clear" w:color="auto" w:fill="auto"/>
             <w:vAlign w:val="center"/>
           </w:tcPr>
           <w:p>
@@ -10079,7 +10064,6 @@
           <w:tcPr>
             <w:tcW w:w="875" w:type="dxa"/>
             <w:vMerge/>
-            <w:shd w:val="clear" w:color="auto" w:fill="auto"/>
             <w:vAlign w:val="center"/>
           </w:tcPr>
           <w:p>
@@ -10171,7 +10155,6 @@
         <w:tc>
           <w:tcPr>
             <w:tcW w:w="6169" w:type="dxa"/>
-            <w:shd w:val="clear" w:color="auto" w:fill="auto"/>
             <w:vAlign w:val="center"/>
           </w:tcPr>
           <w:p>
@@ -10207,7 +10190,6 @@
         <w:tc>
           <w:tcPr>
             <w:tcW w:w="2015" w:type="dxa"/>
-            <w:shd w:val="clear" w:color="auto" w:fill="auto"/>
             <w:vAlign w:val="center"/>
           </w:tcPr>
           <w:p>
@@ -10246,7 +10228,7 @@
               <w:autoSpaceDE w:val="0"/>
               <w:autoSpaceDN w:val="0"/>
               <w:adjustRightInd w:val="0"/>
-              <w:jc w:val="center"/>
+              <w:jc w:val="both"/>
               <w:rPr>
                 <w:rFonts w:ascii="Arial Nova Cond" w:hAnsi="Arial Nova Cond" w:cs="Arial"/>
                 <w:color w:val="000000"/>
@@ -10270,7 +10252,6 @@
         <w:tc>
           <w:tcPr>
             <w:tcW w:w="1337" w:type="dxa"/>
-            <w:shd w:val="clear" w:color="auto" w:fill="auto"/>
             <w:vAlign w:val="center"/>
           </w:tcPr>
           <w:p>
@@ -10309,7 +10290,6 @@
           <w:tcPr>
             <w:tcW w:w="875" w:type="dxa"/>
             <w:vMerge w:val="restart"/>
-            <w:shd w:val="clear" w:color="auto" w:fill="auto"/>
             <w:vAlign w:val="center"/>
           </w:tcPr>
           <w:p>
@@ -10413,7 +10393,6 @@
         <w:tc>
           <w:tcPr>
             <w:tcW w:w="6169" w:type="dxa"/>
-            <w:shd w:val="clear" w:color="auto" w:fill="auto"/>
             <w:vAlign w:val="center"/>
           </w:tcPr>
           <w:p>
@@ -10449,7 +10428,6 @@
         <w:tc>
           <w:tcPr>
             <w:tcW w:w="2015" w:type="dxa"/>
-            <w:shd w:val="clear" w:color="auto" w:fill="auto"/>
             <w:vAlign w:val="center"/>
           </w:tcPr>
           <w:p>
@@ -10488,7 +10466,7 @@
               <w:autoSpaceDE w:val="0"/>
               <w:autoSpaceDN w:val="0"/>
               <w:adjustRightInd w:val="0"/>
-              <w:jc w:val="center"/>
+              <w:jc w:val="both"/>
               <w:rPr>
                 <w:rFonts w:ascii="Arial Nova Cond" w:hAnsi="Arial Nova Cond" w:cs="Arial"/>
                 <w:color w:val="000000"/>
@@ -10512,7 +10490,6 @@
         <w:tc>
           <w:tcPr>
             <w:tcW w:w="1337" w:type="dxa"/>
-            <w:shd w:val="clear" w:color="auto" w:fill="auto"/>
             <w:vAlign w:val="center"/>
           </w:tcPr>
           <w:p>
@@ -10551,7 +10528,6 @@
           <w:tcPr>
             <w:tcW w:w="875" w:type="dxa"/>
             <w:vMerge/>
-            <w:shd w:val="clear" w:color="auto" w:fill="auto"/>
             <w:vAlign w:val="center"/>
           </w:tcPr>
           <w:p>
@@ -10643,7 +10619,6 @@
         <w:tc>
           <w:tcPr>
             <w:tcW w:w="6169" w:type="dxa"/>
-            <w:shd w:val="clear" w:color="auto" w:fill="auto"/>
             <w:vAlign w:val="center"/>
           </w:tcPr>
           <w:p>
@@ -10678,7 +10653,6 @@
         <w:tc>
           <w:tcPr>
             <w:tcW w:w="2015" w:type="dxa"/>
-            <w:shd w:val="clear" w:color="auto" w:fill="auto"/>
             <w:vAlign w:val="center"/>
           </w:tcPr>
           <w:p>
@@ -10717,7 +10691,7 @@
               <w:autoSpaceDE w:val="0"/>
               <w:autoSpaceDN w:val="0"/>
               <w:adjustRightInd w:val="0"/>
-              <w:jc w:val="center"/>
+              <w:jc w:val="both"/>
               <w:rPr>
                 <w:rFonts w:ascii="Arial Nova Cond" w:hAnsi="Arial Nova Cond" w:cs="Arial"/>
                 <w:color w:val="000000"/>
@@ -10741,7 +10715,6 @@
         <w:tc>
           <w:tcPr>
             <w:tcW w:w="1337" w:type="dxa"/>
-            <w:shd w:val="clear" w:color="auto" w:fill="auto"/>
             <w:vAlign w:val="center"/>
           </w:tcPr>
           <w:p>
@@ -10780,7 +10753,6 @@
           <w:tcPr>
             <w:tcW w:w="875" w:type="dxa"/>
             <w:vMerge w:val="restart"/>
-            <w:shd w:val="clear" w:color="auto" w:fill="auto"/>
             <w:vAlign w:val="center"/>
           </w:tcPr>
           <w:p>
@@ -10891,7 +10863,6 @@
         <w:tc>
           <w:tcPr>
             <w:tcW w:w="6169" w:type="dxa"/>
-            <w:shd w:val="clear" w:color="auto" w:fill="auto"/>
             <w:vAlign w:val="center"/>
           </w:tcPr>
           <w:p>
@@ -10926,7 +10897,6 @@
         <w:tc>
           <w:tcPr>
             <w:tcW w:w="2015" w:type="dxa"/>
-            <w:shd w:val="clear" w:color="auto" w:fill="auto"/>
             <w:vAlign w:val="center"/>
           </w:tcPr>
           <w:p>
@@ -10965,7 +10935,7 @@
               <w:autoSpaceDE w:val="0"/>
               <w:autoSpaceDN w:val="0"/>
               <w:adjustRightInd w:val="0"/>
-              <w:jc w:val="center"/>
+              <w:jc w:val="both"/>
               <w:rPr>
                 <w:rFonts w:ascii="Arial Nova Cond" w:hAnsi="Arial Nova Cond" w:cs="Arial"/>
                 <w:color w:val="000000"/>
@@ -10989,7 +10959,6 @@
         <w:tc>
           <w:tcPr>
             <w:tcW w:w="1337" w:type="dxa"/>
-            <w:shd w:val="clear" w:color="auto" w:fill="auto"/>
             <w:vAlign w:val="center"/>
           </w:tcPr>
           <w:p>
@@ -11028,7 +10997,6 @@
           <w:tcPr>
             <w:tcW w:w="875" w:type="dxa"/>
             <w:vMerge/>
-            <w:shd w:val="clear" w:color="auto" w:fill="auto"/>
             <w:vAlign w:val="center"/>
           </w:tcPr>
           <w:p>
@@ -11128,7 +11096,6 @@
         <w:tc>
           <w:tcPr>
             <w:tcW w:w="6169" w:type="dxa"/>
-            <w:shd w:val="clear" w:color="auto" w:fill="auto"/>
             <w:vAlign w:val="center"/>
           </w:tcPr>
           <w:p>
@@ -11164,7 +11131,6 @@
         <w:tc>
           <w:tcPr>
             <w:tcW w:w="2015" w:type="dxa"/>
-            <w:shd w:val="clear" w:color="auto" w:fill="auto"/>
             <w:vAlign w:val="center"/>
           </w:tcPr>
           <w:p>
@@ -11202,7 +11168,7 @@
               <w:autoSpaceDE w:val="0"/>
               <w:autoSpaceDN w:val="0"/>
               <w:adjustRightInd w:val="0"/>
-              <w:jc w:val="center"/>
+              <w:jc w:val="both"/>
               <w:rPr>
                 <w:rFonts w:ascii="Arial Nova Cond" w:hAnsi="Arial Nova Cond" w:cs="Arial"/>
                 <w:color w:val="000000"/>
@@ -11226,7 +11192,6 @@
         <w:tc>
           <w:tcPr>
             <w:tcW w:w="1337" w:type="dxa"/>
-            <w:shd w:val="clear" w:color="auto" w:fill="auto"/>
             <w:vAlign w:val="center"/>
           </w:tcPr>
           <w:p>
@@ -11256,6 +11221,7 @@
           </w:p>
         </w:tc>
       </w:tr>
+      <w:bookmarkEnd w:id="1"/>
     </w:tbl>
     <w:p>
       <w:pPr>

--- a/templates/plananual/RELIGIÓN 1° A 5°/RELIGIÓN 2° - PROGRAMACIÓN CURRICULAR ANUAL .docx
+++ b/templates/plananual/RELIGIÓN 1° A 5°/RELIGIÓN 2° - PROGRAMACIÓN CURRICULAR ANUAL .docx
@@ -1,6 +1,6 @@
 
 <file path=word/document.xml><?xml version="1.0" encoding="utf-8"?>
-<w:document xmlns:wpc="http://schemas.microsoft.com/office/word/2010/wordprocessingCanvas" xmlns:cx="http://schemas.microsoft.com/office/drawing/2014/chartex" xmlns:cx1="http://schemas.microsoft.com/office/drawing/2015/9/8/chartex" xmlns:cx2="http://schemas.microsoft.com/office/drawing/2015/10/21/chartex" xmlns:cx3="http://schemas.microsoft.com/office/drawing/2016/5/9/chartex" xmlns:cx4="http://schemas.microsoft.com/office/drawing/2016/5/10/chartex" xmlns:cx5="http://schemas.microsoft.com/office/drawing/2016/5/11/chartex" xmlns:cx6="http://schemas.microsoft.com/office/drawing/2016/5/12/chartex" xmlns:cx7="http://schemas.microsoft.com/office/drawing/2016/5/13/chartex" xmlns:cx8="http://schemas.microsoft.com/office/drawing/2016/5/14/chartex" xmlns:mc="http://schemas.openxmlformats.org/markup-compatibility/2006" xmlns:aink="http://schemas.microsoft.com/office/drawing/2016/ink" xmlns:am3d="http://schemas.microsoft.com/office/drawing/2017/model3d" xmlns:o="urn:schemas-microsoft-com:office:office" xmlns:oel="http://schemas.microsoft.com/office/2019/extlst" xmlns:r="http://schemas.openxmlformats.org/officeDocument/2006/relationships" xmlns:m="http://schemas.openxmlformats.org/officeDocument/2006/math" xmlns:v="urn:schemas-microsoft-com:vml" xmlns:wp14="http://schemas.microsoft.com/office/word/2010/wordprocessingDrawing" xmlns:wp="http://schemas.openxmlformats.org/drawingml/2006/wordprocessingDrawing" xmlns:w10="urn:schemas-microsoft-com:office:word" xmlns:w="http://schemas.openxmlformats.org/wordprocessingml/2006/main" xmlns:w14="http://schemas.microsoft.com/office/word/2010/wordml" xmlns:w15="http://schemas.microsoft.com/office/word/2012/wordml" xmlns:w16cex="http://schemas.microsoft.com/office/word/2018/wordml/cex" xmlns:w16cid="http://schemas.microsoft.com/office/word/2016/wordml/cid" xmlns:w16="http://schemas.microsoft.com/office/word/2018/wordml" xmlns:w16du="http://schemas.microsoft.com/office/word/2023/wordml/word16du" xmlns:w16sdtdh="http://schemas.microsoft.com/office/word/2020/wordml/sdtdatahash" xmlns:w16se="http://schemas.microsoft.com/office/word/2015/wordml/symex" xmlns:wpg="http://schemas.microsoft.com/office/word/2010/wordprocessingGroup" xmlns:wpi="http://schemas.microsoft.com/office/word/2010/wordprocessingInk" xmlns:wne="http://schemas.microsoft.com/office/word/2006/wordml" xmlns:wps="http://schemas.microsoft.com/office/word/2010/wordprocessingShape" mc:Ignorable="w14 w15 w16se w16cid w16 w16cex w16sdtdh w16du wp14">
+<w:document xmlns:wpc="http://schemas.microsoft.com/office/word/2010/wordprocessingCanvas" xmlns:cx="http://schemas.microsoft.com/office/drawing/2014/chartex" xmlns:cx1="http://schemas.microsoft.com/office/drawing/2015/9/8/chartex" xmlns:cx2="http://schemas.microsoft.com/office/drawing/2015/10/21/chartex" xmlns:cx3="http://schemas.microsoft.com/office/drawing/2016/5/9/chartex" xmlns:cx4="http://schemas.microsoft.com/office/drawing/2016/5/10/chartex" xmlns:cx5="http://schemas.microsoft.com/office/drawing/2016/5/11/chartex" xmlns:cx6="http://schemas.microsoft.com/office/drawing/2016/5/12/chartex" xmlns:cx7="http://schemas.microsoft.com/office/drawing/2016/5/13/chartex" xmlns:cx8="http://schemas.microsoft.com/office/drawing/2016/5/14/chartex" xmlns:mc="http://schemas.openxmlformats.org/markup-compatibility/2006" xmlns:aink="http://schemas.microsoft.com/office/drawing/2016/ink" xmlns:am3d="http://schemas.microsoft.com/office/drawing/2017/model3d" xmlns:o="urn:schemas-microsoft-com:office:office" xmlns:oel="http://schemas.microsoft.com/office/2019/extlst" xmlns:r="http://schemas.openxmlformats.org/officeDocument/2006/relationships" xmlns:m="http://schemas.openxmlformats.org/officeDocument/2006/math" xmlns:v="urn:schemas-microsoft-com:vml" xmlns:wp14="http://schemas.microsoft.com/office/word/2010/wordprocessingDrawing" xmlns:wp="http://schemas.openxmlformats.org/drawingml/2006/wordprocessingDrawing" xmlns:w10="urn:schemas-microsoft-com:office:word" xmlns:w="http://schemas.openxmlformats.org/wordprocessingml/2006/main" xmlns:w14="http://schemas.microsoft.com/office/word/2010/wordml" xmlns:w15="http://schemas.microsoft.com/office/word/2012/wordml" xmlns:w16cex="http://schemas.microsoft.com/office/word/2018/wordml/cex" xmlns:w16cid="http://schemas.microsoft.com/office/word/2016/wordml/cid" xmlns:w16="http://schemas.microsoft.com/office/word/2018/wordml" xmlns:w16du="http://schemas.microsoft.com/office/word/2023/wordml/word16du" xmlns:w16sdtdh="http://schemas.microsoft.com/office/word/2020/wordml/sdtdatahash" xmlns:w16sdtfl="http://schemas.microsoft.com/office/word/2024/wordml/sdtformatlock" xmlns:w16se="http://schemas.microsoft.com/office/word/2015/wordml/symex" xmlns:wpg="http://schemas.microsoft.com/office/word/2010/wordprocessingGroup" xmlns:wpi="http://schemas.microsoft.com/office/word/2010/wordprocessingInk" xmlns:wne="http://schemas.microsoft.com/office/word/2006/wordml" xmlns:wps="http://schemas.microsoft.com/office/word/2010/wordprocessingShape" mc:Ignorable="w14 w15 w16se w16cid w16 w16cex w16sdtdh w16sdtfl w16du wp14">
   <w:body>
     <w:p>
       <w:pPr>
@@ -260,7 +260,6 @@
                                 </w:rPr>
                                 <w:t>{{</w:t>
                               </w:r>
-                              <w:proofErr w:type="spellStart"/>
                               <w:r>
                                 <w:rPr>
                                   <w:rFonts w:ascii="Aptos ExtraBold" w:hAnsi="Aptos ExtraBold" w:cs="Times New Roman"/>
@@ -270,19 +269,7 @@
                                   <w:sz w:val="32"/>
                                   <w:szCs w:val="32"/>
                                 </w:rPr>
-                                <w:t>anio</w:t>
-                              </w:r>
-                              <w:proofErr w:type="spellEnd"/>
-                              <w:r>
-                                <w:rPr>
-                                  <w:rFonts w:ascii="Aptos ExtraBold" w:hAnsi="Aptos ExtraBold" w:cs="Times New Roman"/>
-                                  <w:b/>
-                                  <w:bCs/>
-                                  <w:color w:val="FFFFFF" w:themeColor="background1"/>
-                                  <w:sz w:val="32"/>
-                                  <w:szCs w:val="32"/>
-                                </w:rPr>
-                                <w:t>}}</w:t>
+                                <w:t>anio}}</w:t>
                               </w:r>
                             </w:p>
                           </w:txbxContent>
@@ -8823,13 +8810,13 @@
         <w:tblLook w:val="04A0" w:firstRow="1" w:lastRow="0" w:firstColumn="1" w:lastColumn="0" w:noHBand="0" w:noVBand="1"/>
       </w:tblPr>
       <w:tblGrid>
-        <w:gridCol w:w="875"/>
-        <w:gridCol w:w="1095"/>
-        <w:gridCol w:w="1726"/>
-        <w:gridCol w:w="6169"/>
-        <w:gridCol w:w="2015"/>
-        <w:gridCol w:w="1634"/>
-        <w:gridCol w:w="1337"/>
+        <w:gridCol w:w="818"/>
+        <w:gridCol w:w="1018"/>
+        <w:gridCol w:w="5379"/>
+        <w:gridCol w:w="1984"/>
+        <w:gridCol w:w="2693"/>
+        <w:gridCol w:w="1560"/>
+        <w:gridCol w:w="1399"/>
       </w:tblGrid>
       <w:tr>
         <w:trPr>
@@ -8838,7 +8825,7 @@
         </w:trPr>
         <w:tc>
           <w:tcPr>
-            <w:tcW w:w="875" w:type="dxa"/>
+            <w:tcW w:w="818" w:type="dxa"/>
             <w:shd w:val="clear" w:color="auto" w:fill="C1F0C7" w:themeFill="accent3" w:themeFillTint="33"/>
             <w:vAlign w:val="center"/>
           </w:tcPr>
@@ -8872,7 +8859,7 @@
         </w:tc>
         <w:tc>
           <w:tcPr>
-            <w:tcW w:w="1095" w:type="dxa"/>
+            <w:tcW w:w="1018" w:type="dxa"/>
             <w:shd w:val="clear" w:color="auto" w:fill="C1F0C7" w:themeFill="accent3" w:themeFillTint="33"/>
             <w:vAlign w:val="center"/>
           </w:tcPr>
@@ -8905,7 +8892,7 @@
         </w:tc>
         <w:tc>
           <w:tcPr>
-            <w:tcW w:w="1726" w:type="dxa"/>
+            <w:tcW w:w="5379" w:type="dxa"/>
             <w:shd w:val="clear" w:color="auto" w:fill="C1F0C7" w:themeFill="accent3" w:themeFillTint="33"/>
             <w:vAlign w:val="center"/>
           </w:tcPr>
@@ -8932,13 +8919,35 @@
                 <w:sz w:val="20"/>
                 <w:szCs w:val="20"/>
               </w:rPr>
-              <w:t>PROBLEMA / POTENCIALIDAD</w:t>
-            </w:r>
-          </w:p>
-        </w:tc>
-        <w:tc>
-          <w:tcPr>
-            <w:tcW w:w="6169" w:type="dxa"/>
+              <w:t>SITUACIÓN SIGNIF</w:t>
+            </w:r>
+            <w:r>
+              <w:rPr>
+                <w:rFonts w:ascii="Arial Nova Cond" w:hAnsi="Arial Nova Cond" w:cs="Times New Roman"/>
+                <w:b/>
+                <w:bCs/>
+                <w:color w:val="000000" w:themeColor="text1"/>
+                <w:sz w:val="20"/>
+                <w:szCs w:val="20"/>
+              </w:rPr>
+              <w:t>I</w:t>
+            </w:r>
+            <w:r>
+              <w:rPr>
+                <w:rFonts w:ascii="Arial Nova Cond" w:hAnsi="Arial Nova Cond" w:cs="Times New Roman"/>
+                <w:b/>
+                <w:bCs/>
+                <w:color w:val="000000" w:themeColor="text1"/>
+                <w:sz w:val="20"/>
+                <w:szCs w:val="20"/>
+              </w:rPr>
+              <w:t>CATIVA</w:t>
+            </w:r>
+          </w:p>
+        </w:tc>
+        <w:tc>
+          <w:tcPr>
+            <w:tcW w:w="1984" w:type="dxa"/>
             <w:shd w:val="clear" w:color="auto" w:fill="C1F0C7" w:themeFill="accent3" w:themeFillTint="33"/>
             <w:vAlign w:val="center"/>
           </w:tcPr>
@@ -8965,7 +8974,7 @@
                 <w:sz w:val="20"/>
                 <w:szCs w:val="20"/>
               </w:rPr>
-              <w:t>SITUACIÓN SIGNIF</w:t>
+              <w:t>TÍTULO DE LA UNIDAD DID</w:t>
             </w:r>
             <w:r>
               <w:rPr>
@@ -8976,7 +8985,7 @@
                 <w:sz w:val="20"/>
                 <w:szCs w:val="20"/>
               </w:rPr>
-              <w:t>I</w:t>
+              <w:t>Á</w:t>
             </w:r>
             <w:r>
               <w:rPr>
@@ -8987,13 +8996,24 @@
                 <w:sz w:val="20"/>
                 <w:szCs w:val="20"/>
               </w:rPr>
-              <w:t>CATIVA</w:t>
-            </w:r>
-          </w:p>
-        </w:tc>
-        <w:tc>
-          <w:tcPr>
-            <w:tcW w:w="2015" w:type="dxa"/>
+              <w:t>CTICA</w:t>
+            </w:r>
+            <w:r>
+              <w:rPr>
+                <w:rFonts w:ascii="Arial Nova Cond" w:hAnsi="Arial Nova Cond" w:cs="Times New Roman"/>
+                <w:b/>
+                <w:bCs/>
+                <w:color w:val="000000" w:themeColor="text1"/>
+                <w:sz w:val="20"/>
+                <w:szCs w:val="20"/>
+              </w:rPr>
+              <w:t>.</w:t>
+            </w:r>
+          </w:p>
+        </w:tc>
+        <w:tc>
+          <w:tcPr>
+            <w:tcW w:w="2693" w:type="dxa"/>
             <w:shd w:val="clear" w:color="auto" w:fill="C1F0C7" w:themeFill="accent3" w:themeFillTint="33"/>
             <w:vAlign w:val="center"/>
           </w:tcPr>
@@ -9020,9 +9040,21 @@
                 <w:sz w:val="20"/>
                 <w:szCs w:val="20"/>
               </w:rPr>
-              <w:t>TÍTULO DE LA UNIDAD DID</w:t>
-            </w:r>
-            <w:r>
+              <w:t>CAMPO TEMATICO</w:t>
+            </w:r>
+          </w:p>
+        </w:tc>
+        <w:tc>
+          <w:tcPr>
+            <w:tcW w:w="1560" w:type="dxa"/>
+            <w:shd w:val="clear" w:color="auto" w:fill="C1F0C7" w:themeFill="accent3" w:themeFillTint="33"/>
+            <w:vAlign w:val="center"/>
+          </w:tcPr>
+          <w:p>
+            <w:pPr>
+              <w:pStyle w:val="Prrafodelista"/>
+              <w:ind w:left="0"/>
+              <w:jc w:val="center"/>
               <w:rPr>
                 <w:rFonts w:ascii="Arial Nova Cond" w:hAnsi="Arial Nova Cond" w:cs="Times New Roman"/>
                 <w:b/>
@@ -9031,8 +9063,7 @@
                 <w:sz w:val="20"/>
                 <w:szCs w:val="20"/>
               </w:rPr>
-              <w:t>Á</w:t>
-            </w:r>
+            </w:pPr>
             <w:r>
               <w:rPr>
                 <w:rFonts w:ascii="Arial Nova Cond" w:hAnsi="Arial Nova Cond" w:cs="Times New Roman"/>
@@ -9042,57 +9073,13 @@
                 <w:sz w:val="20"/>
                 <w:szCs w:val="20"/>
               </w:rPr>
-              <w:t>CTICA</w:t>
-            </w:r>
-            <w:r>
-              <w:rPr>
-                <w:rFonts w:ascii="Arial Nova Cond" w:hAnsi="Arial Nova Cond" w:cs="Times New Roman"/>
-                <w:b/>
-                <w:bCs/>
-                <w:color w:val="000000" w:themeColor="text1"/>
-                <w:sz w:val="20"/>
-                <w:szCs w:val="20"/>
-              </w:rPr>
-              <w:t>.</w:t>
-            </w:r>
-          </w:p>
-        </w:tc>
-        <w:tc>
-          <w:tcPr>
-            <w:tcW w:w="1634" w:type="dxa"/>
-            <w:shd w:val="clear" w:color="auto" w:fill="C1F0C7" w:themeFill="accent3" w:themeFillTint="33"/>
-            <w:vAlign w:val="center"/>
-          </w:tcPr>
-          <w:p>
-            <w:pPr>
-              <w:pStyle w:val="Prrafodelista"/>
-              <w:ind w:left="0"/>
-              <w:jc w:val="center"/>
-              <w:rPr>
-                <w:rFonts w:ascii="Arial Nova Cond" w:hAnsi="Arial Nova Cond" w:cs="Times New Roman"/>
-                <w:b/>
-                <w:bCs/>
-                <w:color w:val="000000" w:themeColor="text1"/>
-                <w:sz w:val="20"/>
-                <w:szCs w:val="20"/>
-              </w:rPr>
-            </w:pPr>
-            <w:r>
-              <w:rPr>
-                <w:rFonts w:ascii="Arial Nova Cond" w:hAnsi="Arial Nova Cond" w:cs="Times New Roman"/>
-                <w:b/>
-                <w:bCs/>
-                <w:color w:val="000000" w:themeColor="text1"/>
-                <w:sz w:val="20"/>
-                <w:szCs w:val="20"/>
-              </w:rPr>
               <w:t>COMPETENCIAS</w:t>
             </w:r>
           </w:p>
         </w:tc>
         <w:tc>
           <w:tcPr>
-            <w:tcW w:w="1337" w:type="dxa"/>
+            <w:tcW w:w="1399" w:type="dxa"/>
             <w:shd w:val="clear" w:color="auto" w:fill="C1F0C7" w:themeFill="accent3" w:themeFillTint="33"/>
             <w:vAlign w:val="center"/>
           </w:tcPr>
@@ -9131,7 +9118,7 @@
         </w:trPr>
         <w:tc>
           <w:tcPr>
-            <w:tcW w:w="875" w:type="dxa"/>
+            <w:tcW w:w="818" w:type="dxa"/>
             <w:vMerge w:val="restart"/>
             <w:vAlign w:val="center"/>
           </w:tcPr>
@@ -9170,7 +9157,7 @@
         </w:tc>
         <w:tc>
           <w:tcPr>
-            <w:tcW w:w="1095" w:type="dxa"/>
+            <w:tcW w:w="1018" w:type="dxa"/>
             <w:vAlign w:val="center"/>
           </w:tcPr>
           <w:p>
@@ -9208,7 +9195,7 @@
         </w:tc>
         <w:tc>
           <w:tcPr>
-            <w:tcW w:w="1726" w:type="dxa"/>
+            <w:tcW w:w="5379" w:type="dxa"/>
             <w:vAlign w:val="center"/>
           </w:tcPr>
           <w:p>
@@ -9236,47 +9223,13 @@
                 <w:szCs w:val="20"/>
                 <w:lang w:val="es-ES_tradnl"/>
               </w:rPr>
-              <w:t>{{problemapotencialidad0}}</w:t>
-            </w:r>
-          </w:p>
-        </w:tc>
-        <w:tc>
-          <w:tcPr>
-            <w:tcW w:w="6169" w:type="dxa"/>
-            <w:vAlign w:val="center"/>
-          </w:tcPr>
-          <w:p>
-            <w:pPr>
-              <w:pStyle w:val="Prrafodelista"/>
-              <w:tabs>
-                <w:tab w:val="left" w:pos="0"/>
-                <w:tab w:val="left" w:pos="142"/>
-                <w:tab w:val="left" w:pos="284"/>
-              </w:tabs>
-              <w:spacing w:line="276" w:lineRule="auto"/>
-              <w:ind w:left="0"/>
-              <w:jc w:val="both"/>
-              <w:rPr>
-                <w:rFonts w:ascii="Arial Nova Cond" w:eastAsia="Calibri" w:hAnsi="Arial Nova Cond" w:cs="Times New Roman"/>
-                <w:sz w:val="20"/>
-                <w:szCs w:val="20"/>
-                <w:lang w:val="es-ES_tradnl"/>
-              </w:rPr>
-            </w:pPr>
-            <w:r>
-              <w:rPr>
-                <w:rFonts w:ascii="Arial Nova Cond" w:eastAsia="Calibri" w:hAnsi="Arial Nova Cond" w:cs="Times New Roman"/>
-                <w:sz w:val="20"/>
-                <w:szCs w:val="20"/>
-                <w:lang w:val="es-ES_tradnl"/>
-              </w:rPr>
-              <w:t>{{situacionsignificativa0}}</w:t>
-            </w:r>
-          </w:p>
-        </w:tc>
-        <w:tc>
-          <w:tcPr>
-            <w:tcW w:w="2015" w:type="dxa"/>
+              <w:t xml:space="preserve">{{situacionsignificativa0}} </w:t>
+            </w:r>
+          </w:p>
+        </w:tc>
+        <w:tc>
+          <w:tcPr>
+            <w:tcW w:w="1984" w:type="dxa"/>
             <w:vAlign w:val="center"/>
           </w:tcPr>
           <w:p>
@@ -9307,7 +9260,7 @@
         </w:tc>
         <w:tc>
           <w:tcPr>
-            <w:tcW w:w="1634" w:type="dxa"/>
+            <w:tcW w:w="2693" w:type="dxa"/>
             <w:vAlign w:val="center"/>
           </w:tcPr>
           <w:p>
@@ -9332,13 +9285,13 @@
                 <w:sz w:val="20"/>
                 <w:szCs w:val="20"/>
               </w:rPr>
-              <w:t>{{competencias0}}</w:t>
-            </w:r>
-          </w:p>
-        </w:tc>
-        <w:tc>
-          <w:tcPr>
-            <w:tcW w:w="1337" w:type="dxa"/>
+              <w:t>{{campotematico0}}</w:t>
+            </w:r>
+          </w:p>
+        </w:tc>
+        <w:tc>
+          <w:tcPr>
+            <w:tcW w:w="1560" w:type="dxa"/>
             <w:vAlign w:val="center"/>
           </w:tcPr>
           <w:p>
@@ -9346,7 +9299,38 @@
               <w:autoSpaceDE w:val="0"/>
               <w:autoSpaceDN w:val="0"/>
               <w:adjustRightInd w:val="0"/>
-              <w:jc w:val="center"/>
+              <w:jc w:val="both"/>
+              <w:rPr>
+                <w:rFonts w:ascii="Arial Nova Cond" w:hAnsi="Arial Nova Cond" w:cs="Arial"/>
+                <w:color w:val="000000"/>
+                <w:kern w:val="0"/>
+                <w:sz w:val="20"/>
+                <w:szCs w:val="20"/>
+              </w:rPr>
+            </w:pPr>
+            <w:r>
+              <w:rPr>
+                <w:rFonts w:ascii="Arial Nova Cond" w:hAnsi="Arial Nova Cond" w:cs="Arial"/>
+                <w:color w:val="000000"/>
+                <w:kern w:val="0"/>
+                <w:sz w:val="20"/>
+                <w:szCs w:val="20"/>
+              </w:rPr>
+              <w:t>{{competencias0}}</w:t>
+            </w:r>
+          </w:p>
+        </w:tc>
+        <w:tc>
+          <w:tcPr>
+            <w:tcW w:w="1399" w:type="dxa"/>
+            <w:vAlign w:val="center"/>
+          </w:tcPr>
+          <w:p>
+            <w:pPr>
+              <w:autoSpaceDE w:val="0"/>
+              <w:autoSpaceDN w:val="0"/>
+              <w:adjustRightInd w:val="0"/>
+              <w:jc w:val="both"/>
               <w:rPr>
                 <w:rFonts w:ascii="Arial Nova Cond" w:hAnsi="Arial Nova Cond" w:cs="Arial"/>
                 <w:color w:val="000000"/>
@@ -9375,7 +9359,7 @@
         </w:trPr>
         <w:tc>
           <w:tcPr>
-            <w:tcW w:w="875" w:type="dxa"/>
+            <w:tcW w:w="818" w:type="dxa"/>
             <w:vMerge/>
             <w:vAlign w:val="center"/>
           </w:tcPr>
@@ -9403,7 +9387,7 @@
         </w:tc>
         <w:tc>
           <w:tcPr>
-            <w:tcW w:w="1095" w:type="dxa"/>
+            <w:tcW w:w="1018" w:type="dxa"/>
             <w:vAlign w:val="center"/>
           </w:tcPr>
           <w:p>
@@ -9441,33 +9425,7 @@
         </w:tc>
         <w:tc>
           <w:tcPr>
-            <w:tcW w:w="1726" w:type="dxa"/>
-            <w:vAlign w:val="center"/>
-          </w:tcPr>
-          <w:p>
-            <w:pPr>
-              <w:pStyle w:val="NormalWeb"/>
-              <w:jc w:val="both"/>
-              <w:rPr>
-                <w:rFonts w:ascii="Arial Nova Cond" w:hAnsi="Arial Nova Cond"/>
-                <w:sz w:val="20"/>
-                <w:szCs w:val="20"/>
-              </w:rPr>
-            </w:pPr>
-            <w:r>
-              <w:rPr>
-                <w:rFonts w:ascii="Arial Nova Cond" w:eastAsia="Calibri" w:hAnsi="Arial Nova Cond"/>
-                <w:sz w:val="20"/>
-                <w:szCs w:val="20"/>
-                <w:lang w:val="es-ES_tradnl"/>
-              </w:rPr>
-              <w:t>{{problemapotencialidad1}}</w:t>
-            </w:r>
-          </w:p>
-        </w:tc>
-        <w:tc>
-          <w:tcPr>
-            <w:tcW w:w="6169" w:type="dxa"/>
+            <w:tcW w:w="5379" w:type="dxa"/>
             <w:vAlign w:val="center"/>
           </w:tcPr>
           <w:p>
@@ -9501,7 +9459,7 @@
         </w:tc>
         <w:tc>
           <w:tcPr>
-            <w:tcW w:w="2015" w:type="dxa"/>
+            <w:tcW w:w="1984" w:type="dxa"/>
             <w:vAlign w:val="center"/>
           </w:tcPr>
           <w:p>
@@ -9532,7 +9490,7 @@
         </w:tc>
         <w:tc>
           <w:tcPr>
-            <w:tcW w:w="1634" w:type="dxa"/>
+            <w:tcW w:w="2693" w:type="dxa"/>
             <w:vAlign w:val="center"/>
           </w:tcPr>
           <w:p>
@@ -9557,13 +9515,13 @@
                 <w:sz w:val="20"/>
                 <w:szCs w:val="20"/>
               </w:rPr>
-              <w:t>{{competencias1}}</w:t>
-            </w:r>
-          </w:p>
-        </w:tc>
-        <w:tc>
-          <w:tcPr>
-            <w:tcW w:w="1337" w:type="dxa"/>
+              <w:t>{{campotematico1}}</w:t>
+            </w:r>
+          </w:p>
+        </w:tc>
+        <w:tc>
+          <w:tcPr>
+            <w:tcW w:w="1560" w:type="dxa"/>
             <w:vAlign w:val="center"/>
           </w:tcPr>
           <w:p>
@@ -9571,7 +9529,38 @@
               <w:autoSpaceDE w:val="0"/>
               <w:autoSpaceDN w:val="0"/>
               <w:adjustRightInd w:val="0"/>
-              <w:jc w:val="center"/>
+              <w:jc w:val="both"/>
+              <w:rPr>
+                <w:rFonts w:ascii="Arial Nova Cond" w:hAnsi="Arial Nova Cond" w:cs="Arial"/>
+                <w:color w:val="000000"/>
+                <w:kern w:val="0"/>
+                <w:sz w:val="20"/>
+                <w:szCs w:val="20"/>
+              </w:rPr>
+            </w:pPr>
+            <w:r>
+              <w:rPr>
+                <w:rFonts w:ascii="Arial Nova Cond" w:hAnsi="Arial Nova Cond" w:cs="Arial"/>
+                <w:color w:val="000000"/>
+                <w:kern w:val="0"/>
+                <w:sz w:val="20"/>
+                <w:szCs w:val="20"/>
+              </w:rPr>
+              <w:t>{{competencias1}}</w:t>
+            </w:r>
+          </w:p>
+        </w:tc>
+        <w:tc>
+          <w:tcPr>
+            <w:tcW w:w="1399" w:type="dxa"/>
+            <w:vAlign w:val="center"/>
+          </w:tcPr>
+          <w:p>
+            <w:pPr>
+              <w:autoSpaceDE w:val="0"/>
+              <w:autoSpaceDN w:val="0"/>
+              <w:adjustRightInd w:val="0"/>
+              <w:jc w:val="both"/>
               <w:rPr>
                 <w:rFonts w:ascii="Arial Nova Cond" w:hAnsi="Arial Nova Cond" w:cs="Arial"/>
                 <w:color w:val="000000"/>
@@ -9600,7 +9589,7 @@
         </w:trPr>
         <w:tc>
           <w:tcPr>
-            <w:tcW w:w="875" w:type="dxa"/>
+            <w:tcW w:w="818" w:type="dxa"/>
             <w:vMerge/>
             <w:vAlign w:val="center"/>
           </w:tcPr>
@@ -9628,7 +9617,7 @@
         </w:tc>
         <w:tc>
           <w:tcPr>
-            <w:tcW w:w="1095" w:type="dxa"/>
+            <w:tcW w:w="1018" w:type="dxa"/>
             <w:vAlign w:val="center"/>
           </w:tcPr>
           <w:p>
@@ -9666,33 +9655,7 @@
         </w:tc>
         <w:tc>
           <w:tcPr>
-            <w:tcW w:w="1726" w:type="dxa"/>
-            <w:vAlign w:val="center"/>
-          </w:tcPr>
-          <w:p>
-            <w:pPr>
-              <w:pStyle w:val="NormalWeb"/>
-              <w:jc w:val="both"/>
-              <w:rPr>
-                <w:rFonts w:ascii="Arial Nova Cond" w:eastAsia="Calibri" w:hAnsi="Arial Nova Cond"/>
-                <w:sz w:val="20"/>
-                <w:szCs w:val="20"/>
-              </w:rPr>
-            </w:pPr>
-            <w:r>
-              <w:rPr>
-                <w:rFonts w:ascii="Arial Nova Cond" w:eastAsia="Calibri" w:hAnsi="Arial Nova Cond"/>
-                <w:sz w:val="20"/>
-                <w:szCs w:val="20"/>
-                <w:lang w:val="es-ES_tradnl"/>
-              </w:rPr>
-              <w:t>{{problemapotencialidad2}}</w:t>
-            </w:r>
-          </w:p>
-        </w:tc>
-        <w:tc>
-          <w:tcPr>
-            <w:tcW w:w="6169" w:type="dxa"/>
+            <w:tcW w:w="5379" w:type="dxa"/>
             <w:vAlign w:val="center"/>
           </w:tcPr>
           <w:p>
@@ -9726,7 +9689,7 @@
         </w:tc>
         <w:tc>
           <w:tcPr>
-            <w:tcW w:w="2015" w:type="dxa"/>
+            <w:tcW w:w="1984" w:type="dxa"/>
             <w:vAlign w:val="center"/>
           </w:tcPr>
           <w:p>
@@ -9757,7 +9720,7 @@
         </w:tc>
         <w:tc>
           <w:tcPr>
-            <w:tcW w:w="1634" w:type="dxa"/>
+            <w:tcW w:w="2693" w:type="dxa"/>
             <w:vAlign w:val="center"/>
           </w:tcPr>
           <w:p>
@@ -9782,13 +9745,13 @@
                 <w:sz w:val="20"/>
                 <w:szCs w:val="20"/>
               </w:rPr>
-              <w:t>{{competencias2}}</w:t>
-            </w:r>
-          </w:p>
-        </w:tc>
-        <w:tc>
-          <w:tcPr>
-            <w:tcW w:w="1337" w:type="dxa"/>
+              <w:t>{{campotematico2}}</w:t>
+            </w:r>
+          </w:p>
+        </w:tc>
+        <w:tc>
+          <w:tcPr>
+            <w:tcW w:w="1560" w:type="dxa"/>
             <w:vAlign w:val="center"/>
           </w:tcPr>
           <w:p>
@@ -9796,7 +9759,38 @@
               <w:autoSpaceDE w:val="0"/>
               <w:autoSpaceDN w:val="0"/>
               <w:adjustRightInd w:val="0"/>
-              <w:jc w:val="center"/>
+              <w:jc w:val="both"/>
+              <w:rPr>
+                <w:rFonts w:ascii="Arial Nova Cond" w:hAnsi="Arial Nova Cond" w:cs="Arial"/>
+                <w:color w:val="000000"/>
+                <w:kern w:val="0"/>
+                <w:sz w:val="20"/>
+                <w:szCs w:val="20"/>
+              </w:rPr>
+            </w:pPr>
+            <w:r>
+              <w:rPr>
+                <w:rFonts w:ascii="Arial Nova Cond" w:hAnsi="Arial Nova Cond" w:cs="Arial"/>
+                <w:color w:val="000000"/>
+                <w:kern w:val="0"/>
+                <w:sz w:val="20"/>
+                <w:szCs w:val="20"/>
+              </w:rPr>
+              <w:t>{{competencias2}}</w:t>
+            </w:r>
+          </w:p>
+        </w:tc>
+        <w:tc>
+          <w:tcPr>
+            <w:tcW w:w="1399" w:type="dxa"/>
+            <w:vAlign w:val="center"/>
+          </w:tcPr>
+          <w:p>
+            <w:pPr>
+              <w:autoSpaceDE w:val="0"/>
+              <w:autoSpaceDN w:val="0"/>
+              <w:adjustRightInd w:val="0"/>
+              <w:jc w:val="both"/>
               <w:rPr>
                 <w:rFonts w:ascii="Arial Nova Cond" w:hAnsi="Arial Nova Cond" w:cs="Arial"/>
                 <w:color w:val="000000"/>
@@ -9825,7 +9819,7 @@
         </w:trPr>
         <w:tc>
           <w:tcPr>
-            <w:tcW w:w="875" w:type="dxa"/>
+            <w:tcW w:w="818" w:type="dxa"/>
             <w:vMerge w:val="restart"/>
             <w:vAlign w:val="center"/>
           </w:tcPr>
@@ -9864,7 +9858,7 @@
         </w:tc>
         <w:tc>
           <w:tcPr>
-            <w:tcW w:w="1095" w:type="dxa"/>
+            <w:tcW w:w="1018" w:type="dxa"/>
             <w:vAlign w:val="center"/>
           </w:tcPr>
           <w:p>
@@ -9902,33 +9896,7 @@
         </w:tc>
         <w:tc>
           <w:tcPr>
-            <w:tcW w:w="1726" w:type="dxa"/>
-            <w:vAlign w:val="center"/>
-          </w:tcPr>
-          <w:p>
-            <w:pPr>
-              <w:pStyle w:val="Sinespaciado"/>
-              <w:jc w:val="both"/>
-              <w:rPr>
-                <w:rFonts w:ascii="Arial Nova Cond" w:eastAsia="Times New Roman" w:hAnsi="Arial Nova Cond" w:cs="Times New Roman"/>
-                <w:sz w:val="20"/>
-                <w:szCs w:val="20"/>
-              </w:rPr>
-            </w:pPr>
-            <w:r>
-              <w:rPr>
-                <w:rFonts w:ascii="Arial Nova Cond" w:eastAsia="Calibri" w:hAnsi="Arial Nova Cond" w:cs="Times New Roman"/>
-                <w:sz w:val="20"/>
-                <w:szCs w:val="20"/>
-                <w:lang w:val="es-ES_tradnl"/>
-              </w:rPr>
-              <w:t>{{problemapotencialidad3}}</w:t>
-            </w:r>
-          </w:p>
-        </w:tc>
-        <w:tc>
-          <w:tcPr>
-            <w:tcW w:w="6169" w:type="dxa"/>
+            <w:tcW w:w="5379" w:type="dxa"/>
             <w:vAlign w:val="center"/>
           </w:tcPr>
           <w:p>
@@ -9963,7 +9931,7 @@
         </w:tc>
         <w:tc>
           <w:tcPr>
-            <w:tcW w:w="2015" w:type="dxa"/>
+            <w:tcW w:w="1984" w:type="dxa"/>
             <w:vAlign w:val="center"/>
           </w:tcPr>
           <w:p>
@@ -9994,7 +9962,7 @@
         </w:tc>
         <w:tc>
           <w:tcPr>
-            <w:tcW w:w="1634" w:type="dxa"/>
+            <w:tcW w:w="2693" w:type="dxa"/>
             <w:vAlign w:val="center"/>
           </w:tcPr>
           <w:p>
@@ -10019,13 +9987,13 @@
                 <w:sz w:val="20"/>
                 <w:szCs w:val="20"/>
               </w:rPr>
-              <w:t>{{competencias3}}</w:t>
-            </w:r>
-          </w:p>
-        </w:tc>
-        <w:tc>
-          <w:tcPr>
-            <w:tcW w:w="1337" w:type="dxa"/>
+              <w:t>{{campotematico3}}</w:t>
+            </w:r>
+          </w:p>
+        </w:tc>
+        <w:tc>
+          <w:tcPr>
+            <w:tcW w:w="1560" w:type="dxa"/>
             <w:vAlign w:val="center"/>
           </w:tcPr>
           <w:p>
@@ -10033,7 +10001,38 @@
               <w:autoSpaceDE w:val="0"/>
               <w:autoSpaceDN w:val="0"/>
               <w:adjustRightInd w:val="0"/>
-              <w:jc w:val="center"/>
+              <w:jc w:val="both"/>
+              <w:rPr>
+                <w:rFonts w:ascii="Arial Nova Cond" w:hAnsi="Arial Nova Cond" w:cs="Arial"/>
+                <w:color w:val="000000"/>
+                <w:kern w:val="0"/>
+                <w:sz w:val="20"/>
+                <w:szCs w:val="20"/>
+              </w:rPr>
+            </w:pPr>
+            <w:r>
+              <w:rPr>
+                <w:rFonts w:ascii="Arial Nova Cond" w:hAnsi="Arial Nova Cond" w:cs="Arial"/>
+                <w:color w:val="000000"/>
+                <w:kern w:val="0"/>
+                <w:sz w:val="20"/>
+                <w:szCs w:val="20"/>
+              </w:rPr>
+              <w:t>{{competencias3}}</w:t>
+            </w:r>
+          </w:p>
+        </w:tc>
+        <w:tc>
+          <w:tcPr>
+            <w:tcW w:w="1399" w:type="dxa"/>
+            <w:vAlign w:val="center"/>
+          </w:tcPr>
+          <w:p>
+            <w:pPr>
+              <w:autoSpaceDE w:val="0"/>
+              <w:autoSpaceDN w:val="0"/>
+              <w:adjustRightInd w:val="0"/>
+              <w:jc w:val="both"/>
               <w:rPr>
                 <w:rFonts w:ascii="Arial Nova Cond" w:hAnsi="Arial Nova Cond" w:cs="Arial"/>
                 <w:color w:val="000000"/>
@@ -10062,7 +10061,7 @@
         </w:trPr>
         <w:tc>
           <w:tcPr>
-            <w:tcW w:w="875" w:type="dxa"/>
+            <w:tcW w:w="818" w:type="dxa"/>
             <w:vMerge/>
             <w:vAlign w:val="center"/>
           </w:tcPr>
@@ -10090,7 +10089,7 @@
         </w:tc>
         <w:tc>
           <w:tcPr>
-            <w:tcW w:w="1095" w:type="dxa"/>
+            <w:tcW w:w="1018" w:type="dxa"/>
             <w:vAlign w:val="center"/>
           </w:tcPr>
           <w:p>
@@ -10128,33 +10127,7 @@
         </w:tc>
         <w:tc>
           <w:tcPr>
-            <w:tcW w:w="1726" w:type="dxa"/>
-            <w:vAlign w:val="center"/>
-          </w:tcPr>
-          <w:p>
-            <w:pPr>
-              <w:pStyle w:val="Sinespaciado"/>
-              <w:jc w:val="both"/>
-              <w:rPr>
-                <w:rFonts w:ascii="Arial Nova Cond" w:hAnsi="Arial Nova Cond"/>
-                <w:sz w:val="20"/>
-                <w:szCs w:val="20"/>
-              </w:rPr>
-            </w:pPr>
-            <w:r>
-              <w:rPr>
-                <w:rFonts w:ascii="Arial Nova Cond" w:eastAsia="Calibri" w:hAnsi="Arial Nova Cond" w:cs="Times New Roman"/>
-                <w:sz w:val="20"/>
-                <w:szCs w:val="20"/>
-                <w:lang w:val="es-ES_tradnl"/>
-              </w:rPr>
-              <w:t>{{problemapotencialidad4}}</w:t>
-            </w:r>
-          </w:p>
-        </w:tc>
-        <w:tc>
-          <w:tcPr>
-            <w:tcW w:w="6169" w:type="dxa"/>
+            <w:tcW w:w="5379" w:type="dxa"/>
             <w:vAlign w:val="center"/>
           </w:tcPr>
           <w:p>
@@ -10189,7 +10162,7 @@
         </w:tc>
         <w:tc>
           <w:tcPr>
-            <w:tcW w:w="2015" w:type="dxa"/>
+            <w:tcW w:w="1984" w:type="dxa"/>
             <w:vAlign w:val="center"/>
           </w:tcPr>
           <w:p>
@@ -10220,7 +10193,7 @@
         </w:tc>
         <w:tc>
           <w:tcPr>
-            <w:tcW w:w="1634" w:type="dxa"/>
+            <w:tcW w:w="2693" w:type="dxa"/>
             <w:vAlign w:val="center"/>
           </w:tcPr>
           <w:p>
@@ -10245,13 +10218,13 @@
                 <w:sz w:val="20"/>
                 <w:szCs w:val="20"/>
               </w:rPr>
-              <w:t>{{competencias4}}</w:t>
-            </w:r>
-          </w:p>
-        </w:tc>
-        <w:tc>
-          <w:tcPr>
-            <w:tcW w:w="1337" w:type="dxa"/>
+              <w:t>{{campotematico4}}</w:t>
+            </w:r>
+          </w:p>
+        </w:tc>
+        <w:tc>
+          <w:tcPr>
+            <w:tcW w:w="1560" w:type="dxa"/>
             <w:vAlign w:val="center"/>
           </w:tcPr>
           <w:p>
@@ -10259,7 +10232,38 @@
               <w:autoSpaceDE w:val="0"/>
               <w:autoSpaceDN w:val="0"/>
               <w:adjustRightInd w:val="0"/>
-              <w:jc w:val="center"/>
+              <w:jc w:val="both"/>
+              <w:rPr>
+                <w:rFonts w:ascii="Arial Nova Cond" w:hAnsi="Arial Nova Cond" w:cs="Arial"/>
+                <w:color w:val="000000"/>
+                <w:kern w:val="0"/>
+                <w:sz w:val="20"/>
+                <w:szCs w:val="20"/>
+              </w:rPr>
+            </w:pPr>
+            <w:r>
+              <w:rPr>
+                <w:rFonts w:ascii="Arial Nova Cond" w:hAnsi="Arial Nova Cond" w:cs="Arial"/>
+                <w:color w:val="000000"/>
+                <w:kern w:val="0"/>
+                <w:sz w:val="20"/>
+                <w:szCs w:val="20"/>
+              </w:rPr>
+              <w:t>{{competencias4}}</w:t>
+            </w:r>
+          </w:p>
+        </w:tc>
+        <w:tc>
+          <w:tcPr>
+            <w:tcW w:w="1399" w:type="dxa"/>
+            <w:vAlign w:val="center"/>
+          </w:tcPr>
+          <w:p>
+            <w:pPr>
+              <w:autoSpaceDE w:val="0"/>
+              <w:autoSpaceDN w:val="0"/>
+              <w:adjustRightInd w:val="0"/>
+              <w:jc w:val="both"/>
               <w:rPr>
                 <w:rFonts w:ascii="Arial Nova Cond" w:hAnsi="Arial Nova Cond" w:cs="Arial"/>
                 <w:color w:val="000000"/>
@@ -10288,7 +10292,7 @@
         </w:trPr>
         <w:tc>
           <w:tcPr>
-            <w:tcW w:w="875" w:type="dxa"/>
+            <w:tcW w:w="818" w:type="dxa"/>
             <w:vMerge w:val="restart"/>
             <w:vAlign w:val="center"/>
           </w:tcPr>
@@ -10327,7 +10331,7 @@
         </w:tc>
         <w:tc>
           <w:tcPr>
-            <w:tcW w:w="1095" w:type="dxa"/>
+            <w:tcW w:w="1018" w:type="dxa"/>
             <w:vAlign w:val="center"/>
           </w:tcPr>
           <w:p>
@@ -10365,34 +10369,7 @@
         </w:tc>
         <w:tc>
           <w:tcPr>
-            <w:tcW w:w="1726" w:type="dxa"/>
-            <w:vAlign w:val="center"/>
-          </w:tcPr>
-          <w:p>
-            <w:pPr>
-              <w:pStyle w:val="Sinespaciado"/>
-              <w:jc w:val="both"/>
-              <w:rPr>
-                <w:rFonts w:ascii="Arial Nova Cond" w:hAnsi="Arial Nova Cond"/>
-                <w:color w:val="000000" w:themeColor="text1"/>
-                <w:sz w:val="20"/>
-                <w:szCs w:val="20"/>
-              </w:rPr>
-            </w:pPr>
-            <w:r>
-              <w:rPr>
-                <w:rFonts w:ascii="Arial Nova Cond" w:eastAsia="Calibri" w:hAnsi="Arial Nova Cond" w:cs="Times New Roman"/>
-                <w:sz w:val="20"/>
-                <w:szCs w:val="20"/>
-                <w:lang w:val="es-ES_tradnl"/>
-              </w:rPr>
-              <w:t>{{problemapotencialidad5}}</w:t>
-            </w:r>
-          </w:p>
-        </w:tc>
-        <w:tc>
-          <w:tcPr>
-            <w:tcW w:w="6169" w:type="dxa"/>
+            <w:tcW w:w="5379" w:type="dxa"/>
             <w:vAlign w:val="center"/>
           </w:tcPr>
           <w:p>
@@ -10421,13 +10398,13 @@
                 <w:szCs w:val="20"/>
                 <w:lang w:val="es-ES_tradnl"/>
               </w:rPr>
-              <w:t>{{situacionsignificativa5}}</w:t>
-            </w:r>
-          </w:p>
-        </w:tc>
-        <w:tc>
-          <w:tcPr>
-            <w:tcW w:w="2015" w:type="dxa"/>
+              <w:t xml:space="preserve">{{situacionsignificativa5}} </w:t>
+            </w:r>
+          </w:p>
+        </w:tc>
+        <w:tc>
+          <w:tcPr>
+            <w:tcW w:w="1984" w:type="dxa"/>
             <w:vAlign w:val="center"/>
           </w:tcPr>
           <w:p>
@@ -10458,7 +10435,7 @@
         </w:tc>
         <w:tc>
           <w:tcPr>
-            <w:tcW w:w="1634" w:type="dxa"/>
+            <w:tcW w:w="2693" w:type="dxa"/>
             <w:vAlign w:val="center"/>
           </w:tcPr>
           <w:p>
@@ -10483,13 +10460,13 @@
                 <w:sz w:val="20"/>
                 <w:szCs w:val="20"/>
               </w:rPr>
-              <w:t>{{competencias5}}</w:t>
-            </w:r>
-          </w:p>
-        </w:tc>
-        <w:tc>
-          <w:tcPr>
-            <w:tcW w:w="1337" w:type="dxa"/>
+              <w:t>{{campotematico5}}</w:t>
+            </w:r>
+          </w:p>
+        </w:tc>
+        <w:tc>
+          <w:tcPr>
+            <w:tcW w:w="1560" w:type="dxa"/>
             <w:vAlign w:val="center"/>
           </w:tcPr>
           <w:p>
@@ -10497,7 +10474,38 @@
               <w:autoSpaceDE w:val="0"/>
               <w:autoSpaceDN w:val="0"/>
               <w:adjustRightInd w:val="0"/>
-              <w:jc w:val="center"/>
+              <w:jc w:val="both"/>
+              <w:rPr>
+                <w:rFonts w:ascii="Arial Nova Cond" w:hAnsi="Arial Nova Cond" w:cs="Arial"/>
+                <w:color w:val="000000"/>
+                <w:kern w:val="0"/>
+                <w:sz w:val="20"/>
+                <w:szCs w:val="20"/>
+              </w:rPr>
+            </w:pPr>
+            <w:r>
+              <w:rPr>
+                <w:rFonts w:ascii="Arial Nova Cond" w:hAnsi="Arial Nova Cond" w:cs="Arial"/>
+                <w:color w:val="000000"/>
+                <w:kern w:val="0"/>
+                <w:sz w:val="20"/>
+                <w:szCs w:val="20"/>
+              </w:rPr>
+              <w:t>{{competencias5}}</w:t>
+            </w:r>
+          </w:p>
+        </w:tc>
+        <w:tc>
+          <w:tcPr>
+            <w:tcW w:w="1399" w:type="dxa"/>
+            <w:vAlign w:val="center"/>
+          </w:tcPr>
+          <w:p>
+            <w:pPr>
+              <w:autoSpaceDE w:val="0"/>
+              <w:autoSpaceDN w:val="0"/>
+              <w:adjustRightInd w:val="0"/>
+              <w:jc w:val="both"/>
               <w:rPr>
                 <w:rFonts w:ascii="Arial Nova Cond" w:hAnsi="Arial Nova Cond" w:cs="Arial"/>
                 <w:color w:val="000000"/>
@@ -10526,7 +10534,7 @@
         </w:trPr>
         <w:tc>
           <w:tcPr>
-            <w:tcW w:w="875" w:type="dxa"/>
+            <w:tcW w:w="818" w:type="dxa"/>
             <w:vMerge/>
             <w:vAlign w:val="center"/>
           </w:tcPr>
@@ -10554,7 +10562,7 @@
         </w:tc>
         <w:tc>
           <w:tcPr>
-            <w:tcW w:w="1095" w:type="dxa"/>
+            <w:tcW w:w="1018" w:type="dxa"/>
             <w:vAlign w:val="center"/>
           </w:tcPr>
           <w:p>
@@ -10592,33 +10600,7 @@
         </w:tc>
         <w:tc>
           <w:tcPr>
-            <w:tcW w:w="1726" w:type="dxa"/>
-            <w:vAlign w:val="center"/>
-          </w:tcPr>
-          <w:p>
-            <w:pPr>
-              <w:pStyle w:val="Sinespaciado"/>
-              <w:jc w:val="both"/>
-              <w:rPr>
-                <w:rFonts w:ascii="Arial Nova Cond" w:hAnsi="Arial Nova Cond"/>
-                <w:sz w:val="20"/>
-                <w:szCs w:val="20"/>
-              </w:rPr>
-            </w:pPr>
-            <w:r>
-              <w:rPr>
-                <w:rFonts w:ascii="Arial Nova Cond" w:eastAsia="Calibri" w:hAnsi="Arial Nova Cond" w:cs="Times New Roman"/>
-                <w:sz w:val="20"/>
-                <w:szCs w:val="20"/>
-                <w:lang w:val="es-ES_tradnl"/>
-              </w:rPr>
-              <w:t>{{problemapotencialidad6}}</w:t>
-            </w:r>
-          </w:p>
-        </w:tc>
-        <w:tc>
-          <w:tcPr>
-            <w:tcW w:w="6169" w:type="dxa"/>
+            <w:tcW w:w="5379" w:type="dxa"/>
             <w:vAlign w:val="center"/>
           </w:tcPr>
           <w:p>
@@ -10652,7 +10634,7 @@
         </w:tc>
         <w:tc>
           <w:tcPr>
-            <w:tcW w:w="2015" w:type="dxa"/>
+            <w:tcW w:w="1984" w:type="dxa"/>
             <w:vAlign w:val="center"/>
           </w:tcPr>
           <w:p>
@@ -10683,7 +10665,7 @@
         </w:tc>
         <w:tc>
           <w:tcPr>
-            <w:tcW w:w="1634" w:type="dxa"/>
+            <w:tcW w:w="2693" w:type="dxa"/>
             <w:vAlign w:val="center"/>
           </w:tcPr>
           <w:p>
@@ -10708,13 +10690,13 @@
                 <w:sz w:val="20"/>
                 <w:szCs w:val="20"/>
               </w:rPr>
-              <w:t>{{competencias6}}</w:t>
-            </w:r>
-          </w:p>
-        </w:tc>
-        <w:tc>
-          <w:tcPr>
-            <w:tcW w:w="1337" w:type="dxa"/>
+              <w:t>{{campotematico6}}</w:t>
+            </w:r>
+          </w:p>
+        </w:tc>
+        <w:tc>
+          <w:tcPr>
+            <w:tcW w:w="1560" w:type="dxa"/>
             <w:vAlign w:val="center"/>
           </w:tcPr>
           <w:p>
@@ -10722,7 +10704,38 @@
               <w:autoSpaceDE w:val="0"/>
               <w:autoSpaceDN w:val="0"/>
               <w:adjustRightInd w:val="0"/>
-              <w:jc w:val="center"/>
+              <w:jc w:val="both"/>
+              <w:rPr>
+                <w:rFonts w:ascii="Arial Nova Cond" w:hAnsi="Arial Nova Cond" w:cs="Arial"/>
+                <w:color w:val="000000"/>
+                <w:kern w:val="0"/>
+                <w:sz w:val="20"/>
+                <w:szCs w:val="20"/>
+              </w:rPr>
+            </w:pPr>
+            <w:r>
+              <w:rPr>
+                <w:rFonts w:ascii="Arial Nova Cond" w:hAnsi="Arial Nova Cond" w:cs="Arial"/>
+                <w:color w:val="000000"/>
+                <w:kern w:val="0"/>
+                <w:sz w:val="20"/>
+                <w:szCs w:val="20"/>
+              </w:rPr>
+              <w:t>{{competencias6}}</w:t>
+            </w:r>
+          </w:p>
+        </w:tc>
+        <w:tc>
+          <w:tcPr>
+            <w:tcW w:w="1399" w:type="dxa"/>
+            <w:vAlign w:val="center"/>
+          </w:tcPr>
+          <w:p>
+            <w:pPr>
+              <w:autoSpaceDE w:val="0"/>
+              <w:autoSpaceDN w:val="0"/>
+              <w:adjustRightInd w:val="0"/>
+              <w:jc w:val="both"/>
               <w:rPr>
                 <w:rFonts w:ascii="Arial Nova Cond" w:hAnsi="Arial Nova Cond" w:cs="Arial"/>
                 <w:color w:val="000000"/>
@@ -10751,7 +10764,7 @@
         </w:trPr>
         <w:tc>
           <w:tcPr>
-            <w:tcW w:w="875" w:type="dxa"/>
+            <w:tcW w:w="818" w:type="dxa"/>
             <w:vMerge w:val="restart"/>
             <w:vAlign w:val="center"/>
           </w:tcPr>
@@ -10790,7 +10803,7 @@
         </w:tc>
         <w:tc>
           <w:tcPr>
-            <w:tcW w:w="1095" w:type="dxa"/>
+            <w:tcW w:w="1018" w:type="dxa"/>
             <w:vAlign w:val="center"/>
           </w:tcPr>
           <w:p>
@@ -10828,7 +10841,7 @@
         </w:tc>
         <w:tc>
           <w:tcPr>
-            <w:tcW w:w="1726" w:type="dxa"/>
+            <w:tcW w:w="5379" w:type="dxa"/>
             <w:vAlign w:val="center"/>
           </w:tcPr>
           <w:p>
@@ -10841,62 +10854,28 @@
               </w:tabs>
               <w:spacing w:line="276" w:lineRule="auto"/>
               <w:ind w:left="0"/>
+              <w:jc w:val="both"/>
+              <w:rPr>
+                <w:rFonts w:ascii="Arial Nova Cond" w:hAnsi="Arial Nova Cond"/>
+                <w:color w:val="000000" w:themeColor="text1"/>
+                <w:sz w:val="20"/>
+                <w:szCs w:val="20"/>
+              </w:rPr>
+            </w:pPr>
+            <w:r>
               <w:rPr>
                 <w:rFonts w:ascii="Arial Nova Cond" w:eastAsia="Calibri" w:hAnsi="Arial Nova Cond" w:cs="Times New Roman"/>
-                <w:color w:val="000000" w:themeColor="text1"/>
                 <w:sz w:val="20"/>
                 <w:szCs w:val="20"/>
                 <w:lang w:val="es-ES_tradnl"/>
               </w:rPr>
-            </w:pPr>
-            <w:r>
-              <w:rPr>
-                <w:rFonts w:ascii="Arial Nova Cond" w:eastAsia="Calibri" w:hAnsi="Arial Nova Cond" w:cs="Times New Roman"/>
-                <w:sz w:val="20"/>
-                <w:szCs w:val="20"/>
-                <w:lang w:val="es-ES_tradnl"/>
-              </w:rPr>
-              <w:t>{{problemapotencialidad7}}</w:t>
-            </w:r>
-          </w:p>
-        </w:tc>
-        <w:tc>
-          <w:tcPr>
-            <w:tcW w:w="6169" w:type="dxa"/>
-            <w:vAlign w:val="center"/>
-          </w:tcPr>
-          <w:p>
-            <w:pPr>
-              <w:pStyle w:val="Prrafodelista"/>
-              <w:tabs>
-                <w:tab w:val="left" w:pos="0"/>
-                <w:tab w:val="left" w:pos="142"/>
-                <w:tab w:val="left" w:pos="284"/>
-              </w:tabs>
-              <w:spacing w:line="276" w:lineRule="auto"/>
-              <w:ind w:left="0"/>
-              <w:jc w:val="both"/>
-              <w:rPr>
-                <w:rFonts w:ascii="Arial Nova Cond" w:hAnsi="Arial Nova Cond"/>
-                <w:color w:val="000000" w:themeColor="text1"/>
-                <w:sz w:val="20"/>
-                <w:szCs w:val="20"/>
-              </w:rPr>
-            </w:pPr>
-            <w:r>
-              <w:rPr>
-                <w:rFonts w:ascii="Arial Nova Cond" w:eastAsia="Calibri" w:hAnsi="Arial Nova Cond" w:cs="Times New Roman"/>
-                <w:sz w:val="20"/>
-                <w:szCs w:val="20"/>
-                <w:lang w:val="es-ES_tradnl"/>
-              </w:rPr>
               <w:t>{{situacionsignificativa7}}</w:t>
             </w:r>
           </w:p>
         </w:tc>
         <w:tc>
           <w:tcPr>
-            <w:tcW w:w="2015" w:type="dxa"/>
+            <w:tcW w:w="1984" w:type="dxa"/>
             <w:vAlign w:val="center"/>
           </w:tcPr>
           <w:p>
@@ -10927,7 +10906,7 @@
         </w:tc>
         <w:tc>
           <w:tcPr>
-            <w:tcW w:w="1634" w:type="dxa"/>
+            <w:tcW w:w="2693" w:type="dxa"/>
             <w:vAlign w:val="center"/>
           </w:tcPr>
           <w:p>
@@ -10952,13 +10931,13 @@
                 <w:sz w:val="20"/>
                 <w:szCs w:val="20"/>
               </w:rPr>
-              <w:t>{{competencias7}}</w:t>
-            </w:r>
-          </w:p>
-        </w:tc>
-        <w:tc>
-          <w:tcPr>
-            <w:tcW w:w="1337" w:type="dxa"/>
+              <w:t>{{campotematico7}}</w:t>
+            </w:r>
+          </w:p>
+        </w:tc>
+        <w:tc>
+          <w:tcPr>
+            <w:tcW w:w="1560" w:type="dxa"/>
             <w:vAlign w:val="center"/>
           </w:tcPr>
           <w:p>
@@ -10966,7 +10945,38 @@
               <w:autoSpaceDE w:val="0"/>
               <w:autoSpaceDN w:val="0"/>
               <w:adjustRightInd w:val="0"/>
-              <w:jc w:val="center"/>
+              <w:jc w:val="both"/>
+              <w:rPr>
+                <w:rFonts w:ascii="Arial Nova Cond" w:hAnsi="Arial Nova Cond" w:cs="Arial"/>
+                <w:color w:val="000000"/>
+                <w:kern w:val="0"/>
+                <w:sz w:val="20"/>
+                <w:szCs w:val="20"/>
+              </w:rPr>
+            </w:pPr>
+            <w:r>
+              <w:rPr>
+                <w:rFonts w:ascii="Arial Nova Cond" w:hAnsi="Arial Nova Cond" w:cs="Arial"/>
+                <w:color w:val="000000"/>
+                <w:kern w:val="0"/>
+                <w:sz w:val="20"/>
+                <w:szCs w:val="20"/>
+              </w:rPr>
+              <w:t>{{competencias7}}</w:t>
+            </w:r>
+          </w:p>
+        </w:tc>
+        <w:tc>
+          <w:tcPr>
+            <w:tcW w:w="1399" w:type="dxa"/>
+            <w:vAlign w:val="center"/>
+          </w:tcPr>
+          <w:p>
+            <w:pPr>
+              <w:autoSpaceDE w:val="0"/>
+              <w:autoSpaceDN w:val="0"/>
+              <w:adjustRightInd w:val="0"/>
+              <w:jc w:val="both"/>
               <w:rPr>
                 <w:rFonts w:ascii="Arial Nova Cond" w:hAnsi="Arial Nova Cond" w:cs="Arial"/>
                 <w:color w:val="000000"/>
@@ -10995,7 +11005,7 @@
         </w:trPr>
         <w:tc>
           <w:tcPr>
-            <w:tcW w:w="875" w:type="dxa"/>
+            <w:tcW w:w="818" w:type="dxa"/>
             <w:vMerge/>
             <w:vAlign w:val="center"/>
           </w:tcPr>
@@ -11023,7 +11033,7 @@
         </w:tc>
         <w:tc>
           <w:tcPr>
-            <w:tcW w:w="1095" w:type="dxa"/>
+            <w:tcW w:w="1018" w:type="dxa"/>
             <w:vAlign w:val="center"/>
           </w:tcPr>
           <w:p>
@@ -11061,7 +11071,7 @@
         </w:tc>
         <w:tc>
           <w:tcPr>
-            <w:tcW w:w="1726" w:type="dxa"/>
+            <w:tcW w:w="5379" w:type="dxa"/>
             <w:vAlign w:val="center"/>
           </w:tcPr>
           <w:p>
@@ -11074,6 +11084,7 @@
               </w:tabs>
               <w:spacing w:line="276" w:lineRule="auto"/>
               <w:ind w:left="0"/>
+              <w:jc w:val="both"/>
               <w:rPr>
                 <w:rFonts w:ascii="Arial Nova Cond" w:eastAsia="Calibri" w:hAnsi="Arial Nova Cond" w:cs="Times New Roman"/>
                 <w:color w:val="000000" w:themeColor="text1"/>
@@ -11089,48 +11100,13 @@
                 <w:szCs w:val="20"/>
                 <w:lang w:val="es-ES_tradnl"/>
               </w:rPr>
-              <w:t>{{problemapotencialidad8}}</w:t>
-            </w:r>
-          </w:p>
-        </w:tc>
-        <w:tc>
-          <w:tcPr>
-            <w:tcW w:w="6169" w:type="dxa"/>
-            <w:vAlign w:val="center"/>
-          </w:tcPr>
-          <w:p>
-            <w:pPr>
-              <w:pStyle w:val="Prrafodelista"/>
-              <w:tabs>
-                <w:tab w:val="left" w:pos="0"/>
-                <w:tab w:val="left" w:pos="142"/>
-                <w:tab w:val="left" w:pos="284"/>
-              </w:tabs>
-              <w:spacing w:line="276" w:lineRule="auto"/>
-              <w:ind w:left="0"/>
-              <w:jc w:val="both"/>
-              <w:rPr>
-                <w:rFonts w:ascii="Arial Nova Cond" w:eastAsia="Calibri" w:hAnsi="Arial Nova Cond" w:cs="Times New Roman"/>
-                <w:color w:val="000000" w:themeColor="text1"/>
-                <w:sz w:val="20"/>
-                <w:szCs w:val="20"/>
-                <w:lang w:val="es-ES_tradnl"/>
-              </w:rPr>
-            </w:pPr>
-            <w:r>
-              <w:rPr>
-                <w:rFonts w:ascii="Arial Nova Cond" w:eastAsia="Calibri" w:hAnsi="Arial Nova Cond" w:cs="Times New Roman"/>
-                <w:sz w:val="20"/>
-                <w:szCs w:val="20"/>
-                <w:lang w:val="es-ES_tradnl"/>
-              </w:rPr>
               <w:t>{{situacionsignificativa8}}</w:t>
             </w:r>
           </w:p>
         </w:tc>
         <w:tc>
           <w:tcPr>
-            <w:tcW w:w="2015" w:type="dxa"/>
+            <w:tcW w:w="1984" w:type="dxa"/>
             <w:vAlign w:val="center"/>
           </w:tcPr>
           <w:p>
@@ -11160,7 +11136,7 @@
         </w:tc>
         <w:tc>
           <w:tcPr>
-            <w:tcW w:w="1634" w:type="dxa"/>
+            <w:tcW w:w="2693" w:type="dxa"/>
             <w:vAlign w:val="center"/>
           </w:tcPr>
           <w:p>
@@ -11185,13 +11161,13 @@
                 <w:sz w:val="20"/>
                 <w:szCs w:val="20"/>
               </w:rPr>
-              <w:t>{{competencias8}}</w:t>
-            </w:r>
-          </w:p>
-        </w:tc>
-        <w:tc>
-          <w:tcPr>
-            <w:tcW w:w="1337" w:type="dxa"/>
+              <w:t>{{campotematico8}}</w:t>
+            </w:r>
+          </w:p>
+        </w:tc>
+        <w:tc>
+          <w:tcPr>
+            <w:tcW w:w="1560" w:type="dxa"/>
             <w:vAlign w:val="center"/>
           </w:tcPr>
           <w:p>
@@ -11199,7 +11175,38 @@
               <w:autoSpaceDE w:val="0"/>
               <w:autoSpaceDN w:val="0"/>
               <w:adjustRightInd w:val="0"/>
-              <w:jc w:val="center"/>
+              <w:jc w:val="both"/>
+              <w:rPr>
+                <w:rFonts w:ascii="Arial Nova Cond" w:hAnsi="Arial Nova Cond" w:cs="Arial"/>
+                <w:color w:val="000000"/>
+                <w:kern w:val="0"/>
+                <w:sz w:val="20"/>
+                <w:szCs w:val="20"/>
+              </w:rPr>
+            </w:pPr>
+            <w:r>
+              <w:rPr>
+                <w:rFonts w:ascii="Arial Nova Cond" w:hAnsi="Arial Nova Cond" w:cs="Arial"/>
+                <w:color w:val="000000"/>
+                <w:kern w:val="0"/>
+                <w:sz w:val="20"/>
+                <w:szCs w:val="20"/>
+              </w:rPr>
+              <w:t>{{competencias8}}</w:t>
+            </w:r>
+          </w:p>
+        </w:tc>
+        <w:tc>
+          <w:tcPr>
+            <w:tcW w:w="1399" w:type="dxa"/>
+            <w:vAlign w:val="center"/>
+          </w:tcPr>
+          <w:p>
+            <w:pPr>
+              <w:autoSpaceDE w:val="0"/>
+              <w:autoSpaceDN w:val="0"/>
+              <w:adjustRightInd w:val="0"/>
+              <w:jc w:val="both"/>
               <w:rPr>
                 <w:rFonts w:ascii="Arial Nova Cond" w:hAnsi="Arial Nova Cond" w:cs="Arial"/>
                 <w:color w:val="000000"/>
@@ -22492,7 +22499,7 @@
 </file>
 
 <file path=word/endnotes.xml><?xml version="1.0" encoding="utf-8"?>
-<w:endnotes xmlns:wpc="http://schemas.microsoft.com/office/word/2010/wordprocessingCanvas" xmlns:cx="http://schemas.microsoft.com/office/drawing/2014/chartex" xmlns:cx1="http://schemas.microsoft.com/office/drawing/2015/9/8/chartex" xmlns:cx2="http://schemas.microsoft.com/office/drawing/2015/10/21/chartex" xmlns:cx3="http://schemas.microsoft.com/office/drawing/2016/5/9/chartex" xmlns:cx4="http://schemas.microsoft.com/office/drawing/2016/5/10/chartex" xmlns:cx5="http://schemas.microsoft.com/office/drawing/2016/5/11/chartex" xmlns:cx6="http://schemas.microsoft.com/office/drawing/2016/5/12/chartex" xmlns:cx7="http://schemas.microsoft.com/office/drawing/2016/5/13/chartex" xmlns:cx8="http://schemas.microsoft.com/office/drawing/2016/5/14/chartex" xmlns:mc="http://schemas.openxmlformats.org/markup-compatibility/2006" xmlns:aink="http://schemas.microsoft.com/office/drawing/2016/ink" xmlns:am3d="http://schemas.microsoft.com/office/drawing/2017/model3d" xmlns:o="urn:schemas-microsoft-com:office:office" xmlns:oel="http://schemas.microsoft.com/office/2019/extlst" xmlns:r="http://schemas.openxmlformats.org/officeDocument/2006/relationships" xmlns:m="http://schemas.openxmlformats.org/officeDocument/2006/math" xmlns:v="urn:schemas-microsoft-com:vml" xmlns:wp14="http://schemas.microsoft.com/office/word/2010/wordprocessingDrawing" xmlns:wp="http://schemas.openxmlformats.org/drawingml/2006/wordprocessingDrawing" xmlns:w10="urn:schemas-microsoft-com:office:word" xmlns:w="http://schemas.openxmlformats.org/wordprocessingml/2006/main" xmlns:w14="http://schemas.microsoft.com/office/word/2010/wordml" xmlns:w15="http://schemas.microsoft.com/office/word/2012/wordml" xmlns:w16cex="http://schemas.microsoft.com/office/word/2018/wordml/cex" xmlns:w16cid="http://schemas.microsoft.com/office/word/2016/wordml/cid" xmlns:w16="http://schemas.microsoft.com/office/word/2018/wordml" xmlns:w16du="http://schemas.microsoft.com/office/word/2023/wordml/word16du" xmlns:w16sdtdh="http://schemas.microsoft.com/office/word/2020/wordml/sdtdatahash" xmlns:w16se="http://schemas.microsoft.com/office/word/2015/wordml/symex" xmlns:wpg="http://schemas.microsoft.com/office/word/2010/wordprocessingGroup" xmlns:wpi="http://schemas.microsoft.com/office/word/2010/wordprocessingInk" xmlns:wne="http://schemas.microsoft.com/office/word/2006/wordml" xmlns:wps="http://schemas.microsoft.com/office/word/2010/wordprocessingShape" mc:Ignorable="w14 w15 w16se w16cid w16 w16cex w16sdtdh w16du wp14">
+<w:endnotes xmlns:wpc="http://schemas.microsoft.com/office/word/2010/wordprocessingCanvas" xmlns:cx="http://schemas.microsoft.com/office/drawing/2014/chartex" xmlns:cx1="http://schemas.microsoft.com/office/drawing/2015/9/8/chartex" xmlns:cx2="http://schemas.microsoft.com/office/drawing/2015/10/21/chartex" xmlns:cx3="http://schemas.microsoft.com/office/drawing/2016/5/9/chartex" xmlns:cx4="http://schemas.microsoft.com/office/drawing/2016/5/10/chartex" xmlns:cx5="http://schemas.microsoft.com/office/drawing/2016/5/11/chartex" xmlns:cx6="http://schemas.microsoft.com/office/drawing/2016/5/12/chartex" xmlns:cx7="http://schemas.microsoft.com/office/drawing/2016/5/13/chartex" xmlns:cx8="http://schemas.microsoft.com/office/drawing/2016/5/14/chartex" xmlns:mc="http://schemas.openxmlformats.org/markup-compatibility/2006" xmlns:aink="http://schemas.microsoft.com/office/drawing/2016/ink" xmlns:am3d="http://schemas.microsoft.com/office/drawing/2017/model3d" xmlns:o="urn:schemas-microsoft-com:office:office" xmlns:oel="http://schemas.microsoft.com/office/2019/extlst" xmlns:r="http://schemas.openxmlformats.org/officeDocument/2006/relationships" xmlns:m="http://schemas.openxmlformats.org/officeDocument/2006/math" xmlns:v="urn:schemas-microsoft-com:vml" xmlns:wp14="http://schemas.microsoft.com/office/word/2010/wordprocessingDrawing" xmlns:wp="http://schemas.openxmlformats.org/drawingml/2006/wordprocessingDrawing" xmlns:w10="urn:schemas-microsoft-com:office:word" xmlns:w="http://schemas.openxmlformats.org/wordprocessingml/2006/main" xmlns:w14="http://schemas.microsoft.com/office/word/2010/wordml" xmlns:w15="http://schemas.microsoft.com/office/word/2012/wordml" xmlns:w16cex="http://schemas.microsoft.com/office/word/2018/wordml/cex" xmlns:w16cid="http://schemas.microsoft.com/office/word/2016/wordml/cid" xmlns:w16="http://schemas.microsoft.com/office/word/2018/wordml" xmlns:w16du="http://schemas.microsoft.com/office/word/2023/wordml/word16du" xmlns:w16sdtdh="http://schemas.microsoft.com/office/word/2020/wordml/sdtdatahash" xmlns:w16sdtfl="http://schemas.microsoft.com/office/word/2024/wordml/sdtformatlock" xmlns:w16se="http://schemas.microsoft.com/office/word/2015/wordml/symex" xmlns:wpg="http://schemas.microsoft.com/office/word/2010/wordprocessingGroup" xmlns:wpi="http://schemas.microsoft.com/office/word/2010/wordprocessingInk" xmlns:wne="http://schemas.microsoft.com/office/word/2006/wordml" xmlns:wps="http://schemas.microsoft.com/office/word/2010/wordprocessingShape" mc:Ignorable="w14 w15 w16se w16cid w16 w16cex w16sdtdh w16sdtfl w16du wp14">
   <w:endnote w:type="separator" w:id="-1">
     <w:p>
       <w:pPr>
@@ -22517,7 +22524,7 @@
 </file>
 
 <file path=word/footer1.xml><?xml version="1.0" encoding="utf-8"?>
-<w:ftr xmlns:wpc="http://schemas.microsoft.com/office/word/2010/wordprocessingCanvas" xmlns:cx="http://schemas.microsoft.com/office/drawing/2014/chartex" xmlns:cx1="http://schemas.microsoft.com/office/drawing/2015/9/8/chartex" xmlns:cx2="http://schemas.microsoft.com/office/drawing/2015/10/21/chartex" xmlns:cx3="http://schemas.microsoft.com/office/drawing/2016/5/9/chartex" xmlns:cx4="http://schemas.microsoft.com/office/drawing/2016/5/10/chartex" xmlns:cx5="http://schemas.microsoft.com/office/drawing/2016/5/11/chartex" xmlns:cx6="http://schemas.microsoft.com/office/drawing/2016/5/12/chartex" xmlns:cx7="http://schemas.microsoft.com/office/drawing/2016/5/13/chartex" xmlns:cx8="http://schemas.microsoft.com/office/drawing/2016/5/14/chartex" xmlns:mc="http://schemas.openxmlformats.org/markup-compatibility/2006" xmlns:aink="http://schemas.microsoft.com/office/drawing/2016/ink" xmlns:am3d="http://schemas.microsoft.com/office/drawing/2017/model3d" xmlns:o="urn:schemas-microsoft-com:office:office" xmlns:oel="http://schemas.microsoft.com/office/2019/extlst" xmlns:r="http://schemas.openxmlformats.org/officeDocument/2006/relationships" xmlns:m="http://schemas.openxmlformats.org/officeDocument/2006/math" xmlns:v="urn:schemas-microsoft-com:vml" xmlns:wp14="http://schemas.microsoft.com/office/word/2010/wordprocessingDrawing" xmlns:wp="http://schemas.openxmlformats.org/drawingml/2006/wordprocessingDrawing" xmlns:w10="urn:schemas-microsoft-com:office:word" xmlns:w="http://schemas.openxmlformats.org/wordprocessingml/2006/main" xmlns:w14="http://schemas.microsoft.com/office/word/2010/wordml" xmlns:w15="http://schemas.microsoft.com/office/word/2012/wordml" xmlns:w16cex="http://schemas.microsoft.com/office/word/2018/wordml/cex" xmlns:w16cid="http://schemas.microsoft.com/office/word/2016/wordml/cid" xmlns:w16="http://schemas.microsoft.com/office/word/2018/wordml" xmlns:w16du="http://schemas.microsoft.com/office/word/2023/wordml/word16du" xmlns:w16sdtdh="http://schemas.microsoft.com/office/word/2020/wordml/sdtdatahash" xmlns:w16se="http://schemas.microsoft.com/office/word/2015/wordml/symex" xmlns:wpg="http://schemas.microsoft.com/office/word/2010/wordprocessingGroup" xmlns:wpi="http://schemas.microsoft.com/office/word/2010/wordprocessingInk" xmlns:wne="http://schemas.microsoft.com/office/word/2006/wordml" xmlns:wps="http://schemas.microsoft.com/office/word/2010/wordprocessingShape" mc:Ignorable="w14 w15 w16se w16cid w16 w16cex w16sdtdh w16du wp14">
+<w:ftr xmlns:wpc="http://schemas.microsoft.com/office/word/2010/wordprocessingCanvas" xmlns:cx="http://schemas.microsoft.com/office/drawing/2014/chartex" xmlns:cx1="http://schemas.microsoft.com/office/drawing/2015/9/8/chartex" xmlns:cx2="http://schemas.microsoft.com/office/drawing/2015/10/21/chartex" xmlns:cx3="http://schemas.microsoft.com/office/drawing/2016/5/9/chartex" xmlns:cx4="http://schemas.microsoft.com/office/drawing/2016/5/10/chartex" xmlns:cx5="http://schemas.microsoft.com/office/drawing/2016/5/11/chartex" xmlns:cx6="http://schemas.microsoft.com/office/drawing/2016/5/12/chartex" xmlns:cx7="http://schemas.microsoft.com/office/drawing/2016/5/13/chartex" xmlns:cx8="http://schemas.microsoft.com/office/drawing/2016/5/14/chartex" xmlns:mc="http://schemas.openxmlformats.org/markup-compatibility/2006" xmlns:aink="http://schemas.microsoft.com/office/drawing/2016/ink" xmlns:am3d="http://schemas.microsoft.com/office/drawing/2017/model3d" xmlns:o="urn:schemas-microsoft-com:office:office" xmlns:oel="http://schemas.microsoft.com/office/2019/extlst" xmlns:r="http://schemas.openxmlformats.org/officeDocument/2006/relationships" xmlns:m="http://schemas.openxmlformats.org/officeDocument/2006/math" xmlns:v="urn:schemas-microsoft-com:vml" xmlns:wp14="http://schemas.microsoft.com/office/word/2010/wordprocessingDrawing" xmlns:wp="http://schemas.openxmlformats.org/drawingml/2006/wordprocessingDrawing" xmlns:w10="urn:schemas-microsoft-com:office:word" xmlns:w="http://schemas.openxmlformats.org/wordprocessingml/2006/main" xmlns:w14="http://schemas.microsoft.com/office/word/2010/wordml" xmlns:w15="http://schemas.microsoft.com/office/word/2012/wordml" xmlns:w16cex="http://schemas.microsoft.com/office/word/2018/wordml/cex" xmlns:w16cid="http://schemas.microsoft.com/office/word/2016/wordml/cid" xmlns:w16="http://schemas.microsoft.com/office/word/2018/wordml" xmlns:w16du="http://schemas.microsoft.com/office/word/2023/wordml/word16du" xmlns:w16sdtdh="http://schemas.microsoft.com/office/word/2020/wordml/sdtdatahash" xmlns:w16sdtfl="http://schemas.microsoft.com/office/word/2024/wordml/sdtformatlock" xmlns:w16se="http://schemas.microsoft.com/office/word/2015/wordml/symex" xmlns:wpg="http://schemas.microsoft.com/office/word/2010/wordprocessingGroup" xmlns:wpi="http://schemas.microsoft.com/office/word/2010/wordprocessingInk" xmlns:wne="http://schemas.microsoft.com/office/word/2006/wordml" xmlns:wps="http://schemas.microsoft.com/office/word/2010/wordprocessingShape" mc:Ignorable="w14 w15 w16se w16cid w16 w16cex w16sdtdh w16sdtfl w16du wp14">
   <w:p>
     <w:pPr>
       <w:pStyle w:val="Piedepgina"/>
@@ -22982,7 +22989,7 @@
 </file>
 
 <file path=word/footnotes.xml><?xml version="1.0" encoding="utf-8"?>
-<w:footnotes xmlns:wpc="http://schemas.microsoft.com/office/word/2010/wordprocessingCanvas" xmlns:cx="http://schemas.microsoft.com/office/drawing/2014/chartex" xmlns:cx1="http://schemas.microsoft.com/office/drawing/2015/9/8/chartex" xmlns:cx2="http://schemas.microsoft.com/office/drawing/2015/10/21/chartex" xmlns:cx3="http://schemas.microsoft.com/office/drawing/2016/5/9/chartex" xmlns:cx4="http://schemas.microsoft.com/office/drawing/2016/5/10/chartex" xmlns:cx5="http://schemas.microsoft.com/office/drawing/2016/5/11/chartex" xmlns:cx6="http://schemas.microsoft.com/office/drawing/2016/5/12/chartex" xmlns:cx7="http://schemas.microsoft.com/office/drawing/2016/5/13/chartex" xmlns:cx8="http://schemas.microsoft.com/office/drawing/2016/5/14/chartex" xmlns:mc="http://schemas.openxmlformats.org/markup-compatibility/2006" xmlns:aink="http://schemas.microsoft.com/office/drawing/2016/ink" xmlns:am3d="http://schemas.microsoft.com/office/drawing/2017/model3d" xmlns:o="urn:schemas-microsoft-com:office:office" xmlns:oel="http://schemas.microsoft.com/office/2019/extlst" xmlns:r="http://schemas.openxmlformats.org/officeDocument/2006/relationships" xmlns:m="http://schemas.openxmlformats.org/officeDocument/2006/math" xmlns:v="urn:schemas-microsoft-com:vml" xmlns:wp14="http://schemas.microsoft.com/office/word/2010/wordprocessingDrawing" xmlns:wp="http://schemas.openxmlformats.org/drawingml/2006/wordprocessingDrawing" xmlns:w10="urn:schemas-microsoft-com:office:word" xmlns:w="http://schemas.openxmlformats.org/wordprocessingml/2006/main" xmlns:w14="http://schemas.microsoft.com/office/word/2010/wordml" xmlns:w15="http://schemas.microsoft.com/office/word/2012/wordml" xmlns:w16cex="http://schemas.microsoft.com/office/word/2018/wordml/cex" xmlns:w16cid="http://schemas.microsoft.com/office/word/2016/wordml/cid" xmlns:w16="http://schemas.microsoft.com/office/word/2018/wordml" xmlns:w16du="http://schemas.microsoft.com/office/word/2023/wordml/word16du" xmlns:w16sdtdh="http://schemas.microsoft.com/office/word/2020/wordml/sdtdatahash" xmlns:w16se="http://schemas.microsoft.com/office/word/2015/wordml/symex" xmlns:wpg="http://schemas.microsoft.com/office/word/2010/wordprocessingGroup" xmlns:wpi="http://schemas.microsoft.com/office/word/2010/wordprocessingInk" xmlns:wne="http://schemas.microsoft.com/office/word/2006/wordml" xmlns:wps="http://schemas.microsoft.com/office/word/2010/wordprocessingShape" mc:Ignorable="w14 w15 w16se w16cid w16 w16cex w16sdtdh w16du wp14">
+<w:footnotes xmlns:wpc="http://schemas.microsoft.com/office/word/2010/wordprocessingCanvas" xmlns:cx="http://schemas.microsoft.com/office/drawing/2014/chartex" xmlns:cx1="http://schemas.microsoft.com/office/drawing/2015/9/8/chartex" xmlns:cx2="http://schemas.microsoft.com/office/drawing/2015/10/21/chartex" xmlns:cx3="http://schemas.microsoft.com/office/drawing/2016/5/9/chartex" xmlns:cx4="http://schemas.microsoft.com/office/drawing/2016/5/10/chartex" xmlns:cx5="http://schemas.microsoft.com/office/drawing/2016/5/11/chartex" xmlns:cx6="http://schemas.microsoft.com/office/drawing/2016/5/12/chartex" xmlns:cx7="http://schemas.microsoft.com/office/drawing/2016/5/13/chartex" xmlns:cx8="http://schemas.microsoft.com/office/drawing/2016/5/14/chartex" xmlns:mc="http://schemas.openxmlformats.org/markup-compatibility/2006" xmlns:aink="http://schemas.microsoft.com/office/drawing/2016/ink" xmlns:am3d="http://schemas.microsoft.com/office/drawing/2017/model3d" xmlns:o="urn:schemas-microsoft-com:office:office" xmlns:oel="http://schemas.microsoft.com/office/2019/extlst" xmlns:r="http://schemas.openxmlformats.org/officeDocument/2006/relationships" xmlns:m="http://schemas.openxmlformats.org/officeDocument/2006/math" xmlns:v="urn:schemas-microsoft-com:vml" xmlns:wp14="http://schemas.microsoft.com/office/word/2010/wordprocessingDrawing" xmlns:wp="http://schemas.openxmlformats.org/drawingml/2006/wordprocessingDrawing" xmlns:w10="urn:schemas-microsoft-com:office:word" xmlns:w="http://schemas.openxmlformats.org/wordprocessingml/2006/main" xmlns:w14="http://schemas.microsoft.com/office/word/2010/wordml" xmlns:w15="http://schemas.microsoft.com/office/word/2012/wordml" xmlns:w16cex="http://schemas.microsoft.com/office/word/2018/wordml/cex" xmlns:w16cid="http://schemas.microsoft.com/office/word/2016/wordml/cid" xmlns:w16="http://schemas.microsoft.com/office/word/2018/wordml" xmlns:w16du="http://schemas.microsoft.com/office/word/2023/wordml/word16du" xmlns:w16sdtdh="http://schemas.microsoft.com/office/word/2020/wordml/sdtdatahash" xmlns:w16sdtfl="http://schemas.microsoft.com/office/word/2024/wordml/sdtformatlock" xmlns:w16se="http://schemas.microsoft.com/office/word/2015/wordml/symex" xmlns:wpg="http://schemas.microsoft.com/office/word/2010/wordprocessingGroup" xmlns:wpi="http://schemas.microsoft.com/office/word/2010/wordprocessingInk" xmlns:wne="http://schemas.microsoft.com/office/word/2006/wordml" xmlns:wps="http://schemas.microsoft.com/office/word/2010/wordprocessingShape" mc:Ignorable="w14 w15 w16se w16cid w16 w16cex w16sdtdh w16sdtfl w16du wp14">
   <w:footnote w:type="separator" w:id="-1">
     <w:p>
       <w:pPr>
@@ -23007,7 +23014,7 @@
 </file>
 
 <file path=word/header1.xml><?xml version="1.0" encoding="utf-8"?>
-<w:hdr xmlns:wpc="http://schemas.microsoft.com/office/word/2010/wordprocessingCanvas" xmlns:cx="http://schemas.microsoft.com/office/drawing/2014/chartex" xmlns:cx1="http://schemas.microsoft.com/office/drawing/2015/9/8/chartex" xmlns:cx2="http://schemas.microsoft.com/office/drawing/2015/10/21/chartex" xmlns:cx3="http://schemas.microsoft.com/office/drawing/2016/5/9/chartex" xmlns:cx4="http://schemas.microsoft.com/office/drawing/2016/5/10/chartex" xmlns:cx5="http://schemas.microsoft.com/office/drawing/2016/5/11/chartex" xmlns:cx6="http://schemas.microsoft.com/office/drawing/2016/5/12/chartex" xmlns:cx7="http://schemas.microsoft.com/office/drawing/2016/5/13/chartex" xmlns:cx8="http://schemas.microsoft.com/office/drawing/2016/5/14/chartex" xmlns:mc="http://schemas.openxmlformats.org/markup-compatibility/2006" xmlns:aink="http://schemas.microsoft.com/office/drawing/2016/ink" xmlns:am3d="http://schemas.microsoft.com/office/drawing/2017/model3d" xmlns:o="urn:schemas-microsoft-com:office:office" xmlns:oel="http://schemas.microsoft.com/office/2019/extlst" xmlns:r="http://schemas.openxmlformats.org/officeDocument/2006/relationships" xmlns:m="http://schemas.openxmlformats.org/officeDocument/2006/math" xmlns:v="urn:schemas-microsoft-com:vml" xmlns:wp14="http://schemas.microsoft.com/office/word/2010/wordprocessingDrawing" xmlns:wp="http://schemas.openxmlformats.org/drawingml/2006/wordprocessingDrawing" xmlns:w10="urn:schemas-microsoft-com:office:word" xmlns:w="http://schemas.openxmlformats.org/wordprocessingml/2006/main" xmlns:w14="http://schemas.microsoft.com/office/word/2010/wordml" xmlns:w15="http://schemas.microsoft.com/office/word/2012/wordml" xmlns:w16cex="http://schemas.microsoft.com/office/word/2018/wordml/cex" xmlns:w16cid="http://schemas.microsoft.com/office/word/2016/wordml/cid" xmlns:w16="http://schemas.microsoft.com/office/word/2018/wordml" xmlns:w16du="http://schemas.microsoft.com/office/word/2023/wordml/word16du" xmlns:w16sdtdh="http://schemas.microsoft.com/office/word/2020/wordml/sdtdatahash" xmlns:w16se="http://schemas.microsoft.com/office/word/2015/wordml/symex" xmlns:wpg="http://schemas.microsoft.com/office/word/2010/wordprocessingGroup" xmlns:wpi="http://schemas.microsoft.com/office/word/2010/wordprocessingInk" xmlns:wne="http://schemas.microsoft.com/office/word/2006/wordml" xmlns:wps="http://schemas.microsoft.com/office/word/2010/wordprocessingShape" mc:Ignorable="w14 w15 w16se w16cid w16 w16cex w16sdtdh w16du wp14">
+<w:hdr xmlns:wpc="http://schemas.microsoft.com/office/word/2010/wordprocessingCanvas" xmlns:cx="http://schemas.microsoft.com/office/drawing/2014/chartex" xmlns:cx1="http://schemas.microsoft.com/office/drawing/2015/9/8/chartex" xmlns:cx2="http://schemas.microsoft.com/office/drawing/2015/10/21/chartex" xmlns:cx3="http://schemas.microsoft.com/office/drawing/2016/5/9/chartex" xmlns:cx4="http://schemas.microsoft.com/office/drawing/2016/5/10/chartex" xmlns:cx5="http://schemas.microsoft.com/office/drawing/2016/5/11/chartex" xmlns:cx6="http://schemas.microsoft.com/office/drawing/2016/5/12/chartex" xmlns:cx7="http://schemas.microsoft.com/office/drawing/2016/5/13/chartex" xmlns:cx8="http://schemas.microsoft.com/office/drawing/2016/5/14/chartex" xmlns:mc="http://schemas.openxmlformats.org/markup-compatibility/2006" xmlns:aink="http://schemas.microsoft.com/office/drawing/2016/ink" xmlns:am3d="http://schemas.microsoft.com/office/drawing/2017/model3d" xmlns:o="urn:schemas-microsoft-com:office:office" xmlns:oel="http://schemas.microsoft.com/office/2019/extlst" xmlns:r="http://schemas.openxmlformats.org/officeDocument/2006/relationships" xmlns:m="http://schemas.openxmlformats.org/officeDocument/2006/math" xmlns:v="urn:schemas-microsoft-com:vml" xmlns:wp14="http://schemas.microsoft.com/office/word/2010/wordprocessingDrawing" xmlns:wp="http://schemas.openxmlformats.org/drawingml/2006/wordprocessingDrawing" xmlns:w10="urn:schemas-microsoft-com:office:word" xmlns:w="http://schemas.openxmlformats.org/wordprocessingml/2006/main" xmlns:w14="http://schemas.microsoft.com/office/word/2010/wordml" xmlns:w15="http://schemas.microsoft.com/office/word/2012/wordml" xmlns:w16cex="http://schemas.microsoft.com/office/word/2018/wordml/cex" xmlns:w16cid="http://schemas.microsoft.com/office/word/2016/wordml/cid" xmlns:w16="http://schemas.microsoft.com/office/word/2018/wordml" xmlns:w16du="http://schemas.microsoft.com/office/word/2023/wordml/word16du" xmlns:w16sdtdh="http://schemas.microsoft.com/office/word/2020/wordml/sdtdatahash" xmlns:w16sdtfl="http://schemas.microsoft.com/office/word/2024/wordml/sdtformatlock" xmlns:w16se="http://schemas.microsoft.com/office/word/2015/wordml/symex" xmlns:wpg="http://schemas.microsoft.com/office/word/2010/wordprocessingGroup" xmlns:wpi="http://schemas.microsoft.com/office/word/2010/wordprocessingInk" xmlns:wne="http://schemas.microsoft.com/office/word/2006/wordml" xmlns:wps="http://schemas.microsoft.com/office/word/2010/wordprocessingShape" mc:Ignorable="w14 w15 w16se w16cid w16 w16cex w16sdtdh w16sdtfl w16du wp14">
   <w:tbl>
     <w:tblPr>
       <w:tblStyle w:val="Tablaconcuadrcula"/>
@@ -23297,7 +23304,7 @@
 </file>
 
 <file path=word/numbering.xml><?xml version="1.0" encoding="utf-8"?>
-<w:numbering xmlns:wpc="http://schemas.microsoft.com/office/word/2010/wordprocessingCanvas" xmlns:cx="http://schemas.microsoft.com/office/drawing/2014/chartex" xmlns:cx1="http://schemas.microsoft.com/office/drawing/2015/9/8/chartex" xmlns:cx2="http://schemas.microsoft.com/office/drawing/2015/10/21/chartex" xmlns:cx3="http://schemas.microsoft.com/office/drawing/2016/5/9/chartex" xmlns:cx4="http://schemas.microsoft.com/office/drawing/2016/5/10/chartex" xmlns:cx5="http://schemas.microsoft.com/office/drawing/2016/5/11/chartex" xmlns:cx6="http://schemas.microsoft.com/office/drawing/2016/5/12/chartex" xmlns:cx7="http://schemas.microsoft.com/office/drawing/2016/5/13/chartex" xmlns:cx8="http://schemas.microsoft.com/office/drawing/2016/5/14/chartex" xmlns:mc="http://schemas.openxmlformats.org/markup-compatibility/2006" xmlns:aink="http://schemas.microsoft.com/office/drawing/2016/ink" xmlns:am3d="http://schemas.microsoft.com/office/drawing/2017/model3d" xmlns:o="urn:schemas-microsoft-com:office:office" xmlns:oel="http://schemas.microsoft.com/office/2019/extlst" xmlns:r="http://schemas.openxmlformats.org/officeDocument/2006/relationships" xmlns:m="http://schemas.openxmlformats.org/officeDocument/2006/math" xmlns:v="urn:schemas-microsoft-com:vml" xmlns:wp14="http://schemas.microsoft.com/office/word/2010/wordprocessingDrawing" xmlns:wp="http://schemas.openxmlformats.org/drawingml/2006/wordprocessingDrawing" xmlns:w10="urn:schemas-microsoft-com:office:word" xmlns:w="http://schemas.openxmlformats.org/wordprocessingml/2006/main" xmlns:w14="http://schemas.microsoft.com/office/word/2010/wordml" xmlns:w15="http://schemas.microsoft.com/office/word/2012/wordml" xmlns:w16cex="http://schemas.microsoft.com/office/word/2018/wordml/cex" xmlns:w16cid="http://schemas.microsoft.com/office/word/2016/wordml/cid" xmlns:w16="http://schemas.microsoft.com/office/word/2018/wordml" xmlns:w16du="http://schemas.microsoft.com/office/word/2023/wordml/word16du" xmlns:w16sdtdh="http://schemas.microsoft.com/office/word/2020/wordml/sdtdatahash" xmlns:w16se="http://schemas.microsoft.com/office/word/2015/wordml/symex" xmlns:wpg="http://schemas.microsoft.com/office/word/2010/wordprocessingGroup" xmlns:wpi="http://schemas.microsoft.com/office/word/2010/wordprocessingInk" xmlns:wne="http://schemas.microsoft.com/office/word/2006/wordml" xmlns:wps="http://schemas.microsoft.com/office/word/2010/wordprocessingShape" mc:Ignorable="w14 w15 w16se w16cid w16 w16cex w16sdtdh w16du wp14">
+<w:numbering xmlns:wpc="http://schemas.microsoft.com/office/word/2010/wordprocessingCanvas" xmlns:cx="http://schemas.microsoft.com/office/drawing/2014/chartex" xmlns:cx1="http://schemas.microsoft.com/office/drawing/2015/9/8/chartex" xmlns:cx2="http://schemas.microsoft.com/office/drawing/2015/10/21/chartex" xmlns:cx3="http://schemas.microsoft.com/office/drawing/2016/5/9/chartex" xmlns:cx4="http://schemas.microsoft.com/office/drawing/2016/5/10/chartex" xmlns:cx5="http://schemas.microsoft.com/office/drawing/2016/5/11/chartex" xmlns:cx6="http://schemas.microsoft.com/office/drawing/2016/5/12/chartex" xmlns:cx7="http://schemas.microsoft.com/office/drawing/2016/5/13/chartex" xmlns:cx8="http://schemas.microsoft.com/office/drawing/2016/5/14/chartex" xmlns:mc="http://schemas.openxmlformats.org/markup-compatibility/2006" xmlns:aink="http://schemas.microsoft.com/office/drawing/2016/ink" xmlns:am3d="http://schemas.microsoft.com/office/drawing/2017/model3d" xmlns:o="urn:schemas-microsoft-com:office:office" xmlns:oel="http://schemas.microsoft.com/office/2019/extlst" xmlns:r="http://schemas.openxmlformats.org/officeDocument/2006/relationships" xmlns:m="http://schemas.openxmlformats.org/officeDocument/2006/math" xmlns:v="urn:schemas-microsoft-com:vml" xmlns:wp14="http://schemas.microsoft.com/office/word/2010/wordprocessingDrawing" xmlns:wp="http://schemas.openxmlformats.org/drawingml/2006/wordprocessingDrawing" xmlns:w10="urn:schemas-microsoft-com:office:word" xmlns:w="http://schemas.openxmlformats.org/wordprocessingml/2006/main" xmlns:w14="http://schemas.microsoft.com/office/word/2010/wordml" xmlns:w15="http://schemas.microsoft.com/office/word/2012/wordml" xmlns:w16cex="http://schemas.microsoft.com/office/word/2018/wordml/cex" xmlns:w16cid="http://schemas.microsoft.com/office/word/2016/wordml/cid" xmlns:w16="http://schemas.microsoft.com/office/word/2018/wordml" xmlns:w16du="http://schemas.microsoft.com/office/word/2023/wordml/word16du" xmlns:w16sdtdh="http://schemas.microsoft.com/office/word/2020/wordml/sdtdatahash" xmlns:w16sdtfl="http://schemas.microsoft.com/office/word/2024/wordml/sdtformatlock" xmlns:w16se="http://schemas.microsoft.com/office/word/2015/wordml/symex" xmlns:wpg="http://schemas.microsoft.com/office/word/2010/wordprocessingGroup" xmlns:wpi="http://schemas.microsoft.com/office/word/2010/wordprocessingInk" xmlns:wne="http://schemas.microsoft.com/office/word/2006/wordml" xmlns:wps="http://schemas.microsoft.com/office/word/2010/wordprocessingShape" mc:Ignorable="w14 w15 w16se w16cid w16 w16cex w16sdtdh w16sdtfl w16du wp14">
   <w:abstractNum w:abstractNumId="0" w15:restartNumberingAfterBreak="0">
     <w:nsid w:val="08D86D46"/>
     <w:multiLevelType w:val="hybridMultilevel"/>
@@ -26311,7 +26318,7 @@
 </file>
 
 <file path=word/styles.xml><?xml version="1.0" encoding="utf-8"?>
-<w:styles xmlns:mc="http://schemas.openxmlformats.org/markup-compatibility/2006" xmlns:r="http://schemas.openxmlformats.org/officeDocument/2006/relationships" xmlns:w="http://schemas.openxmlformats.org/wordprocessingml/2006/main" xmlns:w14="http://schemas.microsoft.com/office/word/2010/wordml" xmlns:w15="http://schemas.microsoft.com/office/word/2012/wordml" xmlns:w16cex="http://schemas.microsoft.com/office/word/2018/wordml/cex" xmlns:w16cid="http://schemas.microsoft.com/office/word/2016/wordml/cid" xmlns:w16="http://schemas.microsoft.com/office/word/2018/wordml" xmlns:w16du="http://schemas.microsoft.com/office/word/2023/wordml/word16du" xmlns:w16sdtdh="http://schemas.microsoft.com/office/word/2020/wordml/sdtdatahash" xmlns:w16se="http://schemas.microsoft.com/office/word/2015/wordml/symex" mc:Ignorable="w14 w15 w16se w16cid w16 w16cex w16sdtdh w16du">
+<w:styles xmlns:mc="http://schemas.openxmlformats.org/markup-compatibility/2006" xmlns:r="http://schemas.openxmlformats.org/officeDocument/2006/relationships" xmlns:w="http://schemas.openxmlformats.org/wordprocessingml/2006/main" xmlns:w14="http://schemas.microsoft.com/office/word/2010/wordml" xmlns:w15="http://schemas.microsoft.com/office/word/2012/wordml" xmlns:w16cex="http://schemas.microsoft.com/office/word/2018/wordml/cex" xmlns:w16cid="http://schemas.microsoft.com/office/word/2016/wordml/cid" xmlns:w16="http://schemas.microsoft.com/office/word/2018/wordml" xmlns:w16du="http://schemas.microsoft.com/office/word/2023/wordml/word16du" xmlns:w16sdtdh="http://schemas.microsoft.com/office/word/2020/wordml/sdtdatahash" xmlns:w16sdtfl="http://schemas.microsoft.com/office/word/2024/wordml/sdtformatlock" xmlns:w16se="http://schemas.microsoft.com/office/word/2015/wordml/symex" mc:Ignorable="w14 w15 w16se w16cid w16 w16cex w16sdtdh w16sdtfl w16du">
   <w:docDefaults>
     <w:rPrDefault>
       <w:rPr>
@@ -27347,7 +27354,7 @@
       <w14:ligatures w14:val="none"/>
     </w:rPr>
   </w:style>
-  <w:style w:type="character" w:styleId="Textoennegrita">
+  <w:style w:type="character" w:styleId="Fuerte">
     <w:name w:val="Strong"/>
     <w:basedOn w:val="Fuentedeprrafopredeter"/>
     <w:uiPriority w:val="22"/>
